--- a/svoyo-delo/대본/8부/03화_Boris.docx
+++ b/svoyo-delo/대본/8부/03화_Boris.docx
@@ -1177,7 +1177,7 @@
         <w:t xml:space="preserve"> </w:t>
       </w:r>
       <w:r>
-        <w:t xml:space="preserve">- 규칙: 지문 없음. 전 화 100% 「화자명: 대사」. 1턴 18단어 이내 + 긴 턴 10~15회(30~55단어). 문법 초점(C1+): 비교 구문(Бедным менеджером быть лучше, чем богатым племянником), 정의 구문(Выход из бизнеса — это не продать. Это решить…), 관용 표현(цена бани с веником / снял рюкзак), 함축 질문(А кто стоит за Доюном?).</w:t>
+        <w:t xml:space="preserve">- 규칙: 지문 없음. 전 화 100% 「화자명: 대사」. 1턴 24단어 이내 + 긴 턴 10~15회(35~60단어). 문법 초점(C1+): 비교 구문(Бедным менеджером быть лучше, чем богатым племянником), 정의 구문(Выход из бизнеса — это не продать. Это решить…), 관용 표현(цена бани с веником / снял рюкзак), 함축 질문(А кто стоит за Доюном?).</w:t>
       </w:r>
       <w:r>
         <w:t xml:space="preserve"> </w:t>
@@ -1307,119 +1307,119 @@
         <w:pStyle w:val="FirstParagraph"/>
       </w:pPr>
       <w:r>
-        <w:t xml:space="preserve">BORIS: Приехал. Один. Хорошо. Садись под яблоню. Баню сегодня не топил. Разговор не банный.</w:t>
-      </w:r>
-    </w:p>
-    <w:p>
-      <w:pPr>
-        <w:pStyle w:val="BodyText"/>
-      </w:pPr>
-      <w:r>
-        <w:t xml:space="preserve">ALEKSEY: Борис Игоревич, вы сказали — о своём. Я слушаю.</w:t>
-      </w:r>
-    </w:p>
-    <w:p>
-      <w:pPr>
-        <w:pStyle w:val="BodyText"/>
-      </w:pPr>
-      <w:r>
-        <w:t xml:space="preserve">BORIS: Сначала — яблоко. Антоновка. Последняя неделя. Потом будут только в магазине. Ешь.</w:t>
-      </w:r>
-    </w:p>
-    <w:p>
-      <w:pPr>
-        <w:pStyle w:val="BodyText"/>
-      </w:pPr>
-      <w:r>
-        <w:t xml:space="preserve">ALEKSEY: Кислое. Как в Сосновке.</w:t>
-      </w:r>
-    </w:p>
-    <w:p>
-      <w:pPr>
-        <w:pStyle w:val="BodyText"/>
-      </w:pPr>
-      <w:r>
-        <w:t xml:space="preserve">BORIS: Вот. С этого и начну. С Сосновки. Я был на похоронах. Стоял сзади. Ты меня не видел.</w:t>
-      </w:r>
-    </w:p>
-    <w:p>
-      <w:pPr>
-        <w:pStyle w:val="BodyText"/>
-      </w:pPr>
-      <w:r>
-        <w:t xml:space="preserve">ALEKSEY: Не видел. Простите.</w:t>
-      </w:r>
-    </w:p>
-    <w:p>
-      <w:pPr>
-        <w:pStyle w:val="BodyText"/>
-      </w:pPr>
-      <w:r>
-        <w:t xml:space="preserve">BORIS: Не за что. Я считал людей. Привычка. Двести одиннадцать. Фельдшер из деревни. Ни денег, ни должности.</w:t>
-      </w:r>
-    </w:p>
-    <w:p>
-      <w:pPr>
-        <w:pStyle w:val="BodyText"/>
-      </w:pPr>
-      <w:r>
-        <w:t xml:space="preserve">ALEKSEY: Она всех их лечила. Сорок лет.</w:t>
-      </w:r>
-    </w:p>
-    <w:p>
-      <w:pPr>
-        <w:pStyle w:val="BodyText"/>
-      </w:pPr>
-      <w:r>
-        <w:t xml:space="preserve">BORIS: Знаю. А потом я подумал: сколько придёт ко мне? Двадцать. И все — с калькуляторами.</w:t>
-      </w:r>
-    </w:p>
-    <w:p>
-      <w:pPr>
-        <w:pStyle w:val="BodyText"/>
-      </w:pPr>
-      <w:r>
-        <w:t xml:space="preserve">ALEKSEY: Борис Игоревич…</w:t>
-      </w:r>
-    </w:p>
-    <w:p>
-      <w:pPr>
-        <w:pStyle w:val="BodyText"/>
-      </w:pPr>
-      <w:r>
-        <w:t xml:space="preserve">BORIS: Не утешай. Я не жалуюсь. Я считаю. Это я умею лучше всего. И вот что насчитал на обратной дороге: мне шестьдесят девять лет. Жены нет. Детей нет. Есть Наташа, сестра. И Кирилл, её сын. Вот и вся моя очередь у гроба.</w:t>
-      </w:r>
-    </w:p>
-    <w:p>
-      <w:pPr>
-        <w:pStyle w:val="BodyText"/>
-      </w:pPr>
-      <w:r>
-        <w:t xml:space="preserve">ALEKSEY: И холдинг.</w:t>
-      </w:r>
-    </w:p>
-    <w:p>
-      <w:pPr>
-        <w:pStyle w:val="BodyText"/>
-      </w:pPr>
-      <w:r>
-        <w:t xml:space="preserve">BORIS: И холдинг. Пока. Я выхожу из бизнеса, Алексей. Из всего. До Нового года.</w:t>
-      </w:r>
-    </w:p>
-    <w:p>
-      <w:pPr>
-        <w:pStyle w:val="BodyText"/>
-      </w:pPr>
-      <w:r>
-        <w:t xml:space="preserve">ALEKSEY: Из всего? Стройка, склады, клиники?</w:t>
-      </w:r>
-    </w:p>
-    <w:p>
-      <w:pPr>
-        <w:pStyle w:val="BodyText"/>
-      </w:pPr>
-      <w:r>
-        <w:t xml:space="preserve">BORIS: Всё. Лев Маркович уже ведёт переговоры. Банк. Не Волков. Волкову я бы и сарай не продал.</w:t>
+        <w:t xml:space="preserve">BORIS: Приехал, и один, это хорошо. Садись под яблоню. Баню я сегодня не топил, потому что разговор у нас не банный.</w:t>
+      </w:r>
+    </w:p>
+    <w:p>
+      <w:pPr>
+        <w:pStyle w:val="BodyText"/>
+      </w:pPr>
+      <w:r>
+        <w:t xml:space="preserve">ALEKSEY: Борис Игоревич, вы сказали, что хотите поговорить о своём. Я вас слушаю.</w:t>
+      </w:r>
+    </w:p>
+    <w:p>
+      <w:pPr>
+        <w:pStyle w:val="BodyText"/>
+      </w:pPr>
+      <w:r>
+        <w:t xml:space="preserve">BORIS: Сначала яблоко. Это антоновка, последняя неделя, а потом будут только в магазине. Ешь, не стесняйся.</w:t>
+      </w:r>
+    </w:p>
+    <w:p>
+      <w:pPr>
+        <w:pStyle w:val="BodyText"/>
+      </w:pPr>
+      <w:r>
+        <w:t xml:space="preserve">ALEKSEY: Кислое, как в Сосновке, где я рос у бабушки.</w:t>
+      </w:r>
+    </w:p>
+    <w:p>
+      <w:pPr>
+        <w:pStyle w:val="BodyText"/>
+      </w:pPr>
+      <w:r>
+        <w:t xml:space="preserve">BORIS: Вот с этого я и начну, с Сосновки. Я был на похоронах, стоял сзади, и ты меня не видел.</w:t>
+      </w:r>
+    </w:p>
+    <w:p>
+      <w:pPr>
+        <w:pStyle w:val="BodyText"/>
+      </w:pPr>
+      <w:r>
+        <w:t xml:space="preserve">ALEKSEY: Да, я вас не видел. Простите, мне тогда было ни до кого.</w:t>
+      </w:r>
+    </w:p>
+    <w:p>
+      <w:pPr>
+        <w:pStyle w:val="BodyText"/>
+      </w:pPr>
+      <w:r>
+        <w:t xml:space="preserve">BORIS: Не за что. Я считал людей, это привычка. Двести одиннадцать человек пришли к деревенскому фельдшеру, у которой не было ни денег, ни должности.</w:t>
+      </w:r>
+    </w:p>
+    <w:p>
+      <w:pPr>
+        <w:pStyle w:val="BodyText"/>
+      </w:pPr>
+      <w:r>
+        <w:t xml:space="preserve">ALEKSEY: Она всех их лечила, и так сорок лет подряд.</w:t>
+      </w:r>
+    </w:p>
+    <w:p>
+      <w:pPr>
+        <w:pStyle w:val="BodyText"/>
+      </w:pPr>
+      <w:r>
+        <w:t xml:space="preserve">BORIS: Знаю. А потом я подумал: сколько людей придёт ко мне? Человек двадцать, и все с калькуляторами.</w:t>
+      </w:r>
+    </w:p>
+    <w:p>
+      <w:pPr>
+        <w:pStyle w:val="BodyText"/>
+      </w:pPr>
+      <w:r>
+        <w:t xml:space="preserve">ALEKSEY: Борис Игоревич, ну зачем вы так о себе…</w:t>
+      </w:r>
+    </w:p>
+    <w:p>
+      <w:pPr>
+        <w:pStyle w:val="BodyText"/>
+      </w:pPr>
+      <w:r>
+        <w:t xml:space="preserve">BORIS: Не утешай. Я не жалуюсь, я считаю, потому что это я умею лучше всего. И вот что я насчитал на обратной дороге: мне шестьдесят девять лет, жены нет, детей нет. Есть Наташа, сестра, и Кирилл, её сын. Вот и вся моя очередь у гроба.</w:t>
+      </w:r>
+    </w:p>
+    <w:p>
+      <w:pPr>
+        <w:pStyle w:val="BodyText"/>
+      </w:pPr>
+      <w:r>
+        <w:t xml:space="preserve">ALEKSEY: И ещё у вас есть холдинг, не забывайте.</w:t>
+      </w:r>
+    </w:p>
+    <w:p>
+      <w:pPr>
+        <w:pStyle w:val="BodyText"/>
+      </w:pPr>
+      <w:r>
+        <w:t xml:space="preserve">BORIS: И холдинг, но только пока. Я выхожу из бизнеса, Алексей, причём из всего, и до Нового года.</w:t>
+      </w:r>
+    </w:p>
+    <w:p>
+      <w:pPr>
+        <w:pStyle w:val="BodyText"/>
+      </w:pPr>
+      <w:r>
+        <w:t xml:space="preserve">ALEKSEY: Из всего сразу? И стройка, и склады, и клиники?</w:t>
+      </w:r>
+    </w:p>
+    <w:p>
+      <w:pPr>
+        <w:pStyle w:val="BodyText"/>
+      </w:pPr>
+      <w:r>
+        <w:t xml:space="preserve">BORIS: Всё. Лев Маркович уже ведёт переговоры с банком. Не с Волковым: Волкову я бы и сарай не продал.</w:t>
       </w:r>
     </w:p>
     <w:bookmarkEnd w:id="21"/>
@@ -1437,279 +1437,279 @@
         <w:pStyle w:val="FirstParagraph"/>
       </w:pPr>
       <w:r>
-        <w:t xml:space="preserve">LEV: Алексей, добрый день. Ирина зовёт меня старым лисом. Это правда. Садитесь. Вот бумаги.</w:t>
-      </w:r>
-    </w:p>
-    <w:p>
-      <w:pPr>
-        <w:pStyle w:val="BodyText"/>
-      </w:pPr>
-      <w:r>
-        <w:t xml:space="preserve">ALEKSEY: Что это, Лев Маркович?</w:t>
-      </w:r>
-    </w:p>
-    <w:p>
-      <w:pPr>
-        <w:pStyle w:val="BodyText"/>
-      </w:pPr>
-      <w:r>
-        <w:t xml:space="preserve">LEV: План выхода. Холдинг уходит банку. Целиком. Кроме одного актива. Двадцать процентов «Моста». Банку они не нужны.</w:t>
-      </w:r>
-    </w:p>
-    <w:p>
-      <w:pPr>
-        <w:pStyle w:val="BodyText"/>
-      </w:pPr>
-      <w:r>
-        <w:t xml:space="preserve">BORIS: Банку не нужны. А мне — нужны. Но я не вечный. Вопрос: что с ними делать?</w:t>
-      </w:r>
-    </w:p>
-    <w:p>
-      <w:pPr>
-        <w:pStyle w:val="BodyText"/>
-      </w:pPr>
-      <w:r>
-        <w:t xml:space="preserve">ALEKSEY: Вариантов три, я думаю. Волков. Кирилл. Или мы.</w:t>
-      </w:r>
-    </w:p>
-    <w:p>
-      <w:pPr>
-        <w:pStyle w:val="BodyText"/>
-      </w:pPr>
-      <w:r>
-        <w:t xml:space="preserve">LEV: Вы умный. Ирина предупреждала. Вариант первый — Волков. Если продадут все — Борис получает восемьсот. Быстро. Чисто. Без риска.</w:t>
-      </w:r>
-    </w:p>
-    <w:p>
-      <w:pPr>
-        <w:pStyle w:val="BodyText"/>
-      </w:pPr>
-      <w:r>
-        <w:t xml:space="preserve">BORIS: Без риска для меня. Для тебя — риск. Для картонки — тоже.</w:t>
-      </w:r>
-    </w:p>
-    <w:p>
-      <w:pPr>
-        <w:pStyle w:val="BodyText"/>
-      </w:pPr>
-      <w:r>
-        <w:t xml:space="preserve">LEV: Вариант второй — подарить Кириллу. Налог минимальный, близкий родственник. Но Кирилл — менеджер «Моста». Сотрудник с двадцатью процентами. Через год он будет сидеть в совете директоров и решать, сколько платить своему начальнику. И своему начальнику отдела, Дмитрию, который его учил.</w:t>
-      </w:r>
-    </w:p>
-    <w:p>
-      <w:pPr>
-        <w:pStyle w:val="BodyText"/>
-      </w:pPr>
-      <w:r>
-        <w:t xml:space="preserve">ALEKSEY: Ольга скажет: конфликт интересов. Пункт три кодекса.</w:t>
-      </w:r>
-    </w:p>
-    <w:p>
-      <w:pPr>
-        <w:pStyle w:val="BodyText"/>
-      </w:pPr>
-      <w:r>
-        <w:t xml:space="preserve">LEV: Ольга скажет. И будет права, я сам бы сказал. Вариант третий — выкуп. Учредители выкупают долю Бориса по оценке Гусаровой, мне её Ирина прислала вчера ночью. Двадцать процентов от трёх миллиардов ста — шестьсот двадцать миллионов. Это справедливая цена. Не волковская.</w:t>
-      </w:r>
-    </w:p>
-    <w:p>
-      <w:pPr>
-        <w:pStyle w:val="BodyText"/>
-      </w:pPr>
-      <w:r>
-        <w:t xml:space="preserve">ALEKSEY: Шестьсот двадцать. У нас нет таких денег. Даже на троих.</w:t>
-      </w:r>
-    </w:p>
-    <w:p>
-      <w:pPr>
-        <w:pStyle w:val="BodyText"/>
-      </w:pPr>
-      <w:r>
-        <w:t xml:space="preserve">BORIS: Знаю. Поэтому и позвал. Деньги — не главный вопрос. Главный — хочешь ли ты.</w:t>
-      </w:r>
-    </w:p>
-    <w:p>
-      <w:pPr>
-        <w:pStyle w:val="BodyText"/>
-      </w:pPr>
-      <w:r>
-        <w:t xml:space="preserve">LEV: Схема такая. Рассрочка на пять лет. Платите из дивидендов и из банковского кредита под залог будущей выручки. Пока не выплатили до конца — Борис остаётся в совете директоров. С правом вето на продажу компании. Любому покупателю. Включая Волкова. Включая вас самих.</w:t>
-      </w:r>
-    </w:p>
-    <w:p>
-      <w:pPr>
-        <w:pStyle w:val="BodyText"/>
-      </w:pPr>
-      <w:r>
-        <w:t xml:space="preserve">ALEKSEY: Это значит — Борис Игоревич теряет сто восемьдесят миллионов. По сравнению с Волковым.</w:t>
-      </w:r>
-    </w:p>
-    <w:p>
-      <w:pPr>
-        <w:pStyle w:val="BodyText"/>
-      </w:pPr>
-      <w:r>
-        <w:t xml:space="preserve">LEV: Сто восемьдесят. Плюс пять лет риска. Я как юрист — против. Записываю.</w:t>
-      </w:r>
-    </w:p>
-    <w:p>
-      <w:pPr>
-        <w:pStyle w:val="BodyText"/>
-      </w:pPr>
-      <w:r>
-        <w:t xml:space="preserve">BORIS: Записывай. Двадцать лет записываешь. А я двадцать лет делаю наоборот. И пока жив.</w:t>
-      </w:r>
-    </w:p>
-    <w:p>
-      <w:pPr>
-        <w:pStyle w:val="BodyText"/>
-      </w:pPr>
-      <w:r>
-        <w:t xml:space="preserve">LEV: Борис, ты делаешь наоборот, когда уверен. Сейчас ты уверен?</w:t>
-      </w:r>
-    </w:p>
-    <w:p>
-      <w:pPr>
-        <w:pStyle w:val="BodyText"/>
-      </w:pPr>
-      <w:r>
-        <w:t xml:space="preserve">BORIS: Сто восемьдесят миллионов — это цена бани с веником. Помнишь, Лев? Девяносто девятый год. Ты плакал.</w:t>
-      </w:r>
-    </w:p>
-    <w:p>
-      <w:pPr>
-        <w:pStyle w:val="BodyText"/>
-      </w:pPr>
-      <w:r>
-        <w:t xml:space="preserve">LEV: Я не плакал. Пар был сильный.</w:t>
-      </w:r>
-    </w:p>
-    <w:p>
-      <w:pPr>
-        <w:pStyle w:val="BodyText"/>
-      </w:pPr>
-      <w:r>
-        <w:t xml:space="preserve">BORIS: Сильный. Я сам поддавал.</w:t>
-      </w:r>
-    </w:p>
-    <w:p>
-      <w:pPr>
-        <w:pStyle w:val="BodyText"/>
-      </w:pPr>
-      <w:r>
-        <w:t xml:space="preserve">LEV: Вот поэтому и плакал.</w:t>
-      </w:r>
-    </w:p>
-    <w:p>
-      <w:pPr>
-        <w:pStyle w:val="BodyText"/>
-      </w:pPr>
-      <w:r>
-        <w:t xml:space="preserve">ALEKSEY: Борис Игоревич, это щедро. Слишком щедро. Я не могу принять это за себя одного.</w:t>
-      </w:r>
-    </w:p>
-    <w:p>
-      <w:pPr>
-        <w:pStyle w:val="BodyText"/>
-      </w:pPr>
-      <w:r>
-        <w:t xml:space="preserve">BORIS: А ты не за себя принимай. Ты за троих. Ирина хочет выйти. Я знаю. Лев сказал.</w:t>
-      </w:r>
-    </w:p>
-    <w:p>
-      <w:pPr>
-        <w:pStyle w:val="BodyText"/>
-      </w:pPr>
-      <w:r>
-        <w:t xml:space="preserve">LEV: Я не говорил. Я сказал, что она устала. Это разные вещи.</w:t>
-      </w:r>
-    </w:p>
-    <w:p>
-      <w:pPr>
-        <w:pStyle w:val="BodyText"/>
-      </w:pPr>
-      <w:r>
-        <w:t xml:space="preserve">BORIS: Для меня — одно. Если Ирина хочет выйти — её двадцать процентов тоже кто-то купит. А ваши с Ольгой шестьдесят — останутся. Значит, нужен не покупатель всей компании. Нужен партнёр на сорок процентов. Мои и её.</w:t>
-      </w:r>
-    </w:p>
-    <w:p>
-      <w:pPr>
-        <w:pStyle w:val="BodyText"/>
-      </w:pPr>
-      <w:r>
-        <w:t xml:space="preserve">ALEKSEY: Партнёр на сорок процентов. Который не тронет картонку.</w:t>
-      </w:r>
-    </w:p>
-    <w:p>
-      <w:pPr>
-        <w:pStyle w:val="BodyText"/>
-      </w:pPr>
-      <w:r>
-        <w:t xml:space="preserve">BORIS: Который не тронет. И у которого есть деньги. И терпение. Не волковское терпение. Другое.</w:t>
-      </w:r>
-    </w:p>
-    <w:p>
-      <w:pPr>
-        <w:pStyle w:val="BodyText"/>
-      </w:pPr>
-      <w:r>
-        <w:t xml:space="preserve">ALEKSEY: Таких людей нет.</w:t>
-      </w:r>
-    </w:p>
-    <w:p>
-      <w:pPr>
-        <w:pStyle w:val="BodyText"/>
-      </w:pPr>
-      <w:r>
-        <w:t xml:space="preserve">BORIS: Есть. Ты просто не там ищешь. Подумай: кто тебе звонит первым, когда тебе плохо?</w:t>
-      </w:r>
-    </w:p>
-    <w:p>
-      <w:pPr>
-        <w:pStyle w:val="BodyText"/>
-      </w:pPr>
-      <w:r>
-        <w:t xml:space="preserve">ALEKSEY: Доюн. В пять утра. Из Сеула.</w:t>
-      </w:r>
-    </w:p>
-    <w:p>
-      <w:pPr>
-        <w:pStyle w:val="BodyText"/>
-      </w:pPr>
-      <w:r>
-        <w:t xml:space="preserve">BORIS: А кто стоит за Доюном?</w:t>
-      </w:r>
-    </w:p>
-    <w:p>
-      <w:pPr>
-        <w:pStyle w:val="BodyText"/>
-      </w:pPr>
-      <w:r>
-        <w:t xml:space="preserve">ALEKSEY: Юн. Вы думаете… «Седжин»? Купить долю в своём дистрибьюторе?</w:t>
-      </w:r>
-    </w:p>
-    <w:p>
-      <w:pPr>
-        <w:pStyle w:val="BodyText"/>
-      </w:pPr>
-      <w:r>
-        <w:t xml:space="preserve">BORIS: Я ничего не думаю. Я старый. Я просто задаю вопросы, на которые у меня нет денег отвечать.</w:t>
-      </w:r>
-    </w:p>
-    <w:p>
-      <w:pPr>
-        <w:pStyle w:val="BodyText"/>
-      </w:pPr>
-      <w:r>
-        <w:t xml:space="preserve">LEV: Записываю: «Председатель задаёт вопросы». Это новое. Обычно он отвечает.</w:t>
-      </w:r>
-    </w:p>
-    <w:p>
-      <w:pPr>
-        <w:pStyle w:val="BodyText"/>
-      </w:pPr>
-      <w:r>
-        <w:t xml:space="preserve">BORIS: Записывай. Пока я ещё председатель.</w:t>
+        <w:t xml:space="preserve">LEV: Алексей, добрый день. Ирина зовёт меня старым лисом, и это правда. Садитесь, вот бумаги.</w:t>
+      </w:r>
+    </w:p>
+    <w:p>
+      <w:pPr>
+        <w:pStyle w:val="BodyText"/>
+      </w:pPr>
+      <w:r>
+        <w:t xml:space="preserve">ALEKSEY: Что это за бумаги, Лев Маркович?</w:t>
+      </w:r>
+    </w:p>
+    <w:p>
+      <w:pPr>
+        <w:pStyle w:val="BodyText"/>
+      </w:pPr>
+      <w:r>
+        <w:t xml:space="preserve">LEV: Это план выхода. Холдинг целиком уходит банку, кроме одного актива — двадцати процентов «Моста», потому что банку они не нужны.</w:t>
+      </w:r>
+    </w:p>
+    <w:p>
+      <w:pPr>
+        <w:pStyle w:val="BodyText"/>
+      </w:pPr>
+      <w:r>
+        <w:t xml:space="preserve">BORIS: Банку не нужны, а мне нужны. Но я не вечный, поэтому вопрос простой: что с ними делать?</w:t>
+      </w:r>
+    </w:p>
+    <w:p>
+      <w:pPr>
+        <w:pStyle w:val="BodyText"/>
+      </w:pPr>
+      <w:r>
+        <w:t xml:space="preserve">ALEKSEY: Я думаю, вариантов три: Волков, Кирилл или мы сами.</w:t>
+      </w:r>
+    </w:p>
+    <w:p>
+      <w:pPr>
+        <w:pStyle w:val="BodyText"/>
+      </w:pPr>
+      <w:r>
+        <w:t xml:space="preserve">LEV: Вы умный человек, Ирина меня предупреждала. Вариант первый — Волков. Если продадут все, Борис получает восемьсот миллионов: быстро, чисто и без риска.</w:t>
+      </w:r>
+    </w:p>
+    <w:p>
+      <w:pPr>
+        <w:pStyle w:val="BodyText"/>
+      </w:pPr>
+      <w:r>
+        <w:t xml:space="preserve">BORIS: Без риска для меня, а для тебя это риск. И для картонки тоже.</w:t>
+      </w:r>
+    </w:p>
+    <w:p>
+      <w:pPr>
+        <w:pStyle w:val="BodyText"/>
+      </w:pPr>
+      <w:r>
+        <w:t xml:space="preserve">LEV: Вариант второй — подарить долю Кириллу. Налог минимальный, потому что он близкий родственник. Но Кирилл — менеджер «Моста», то есть сотрудник с двадцатью процентами. Через год он будет сидеть в совете директоров и решать, сколько платить своему начальнику, а заодно и Дмитрию, своему начальнику отдела, который его учил.</w:t>
+      </w:r>
+    </w:p>
+    <w:p>
+      <w:pPr>
+        <w:pStyle w:val="BodyText"/>
+      </w:pPr>
+      <w:r>
+        <w:t xml:space="preserve">ALEKSEY: Ольга сразу скажет: конфликт интересов, пункт три кодекса.</w:t>
+      </w:r>
+    </w:p>
+    <w:p>
+      <w:pPr>
+        <w:pStyle w:val="BodyText"/>
+      </w:pPr>
+      <w:r>
+        <w:t xml:space="preserve">LEV: Ольга скажет, и будет права, я бы и сам так сказал. Вариант третий — выкуп. Учредители выкупают долю Бориса по оценке Гусаровой, которую мне Ирина прислала вчера ночью. Двадцать процентов от трёх миллиардов ста — это шестьсот двадцать миллионов. Это справедливая цена, а не волковская.</w:t>
+      </w:r>
+    </w:p>
+    <w:p>
+      <w:pPr>
+        <w:pStyle w:val="BodyText"/>
+      </w:pPr>
+      <w:r>
+        <w:t xml:space="preserve">ALEKSEY: Шестьсот двадцать миллионов? У нас нет таких денег, даже если сложить на троих.</w:t>
+      </w:r>
+    </w:p>
+    <w:p>
+      <w:pPr>
+        <w:pStyle w:val="BodyText"/>
+      </w:pPr>
+      <w:r>
+        <w:t xml:space="preserve">BORIS: Знаю, поэтому и позвал. Деньги — не главный вопрос. Главный вопрос в том, хочешь ли ты этого.</w:t>
+      </w:r>
+    </w:p>
+    <w:p>
+      <w:pPr>
+        <w:pStyle w:val="BodyText"/>
+      </w:pPr>
+      <w:r>
+        <w:t xml:space="preserve">LEV: Схема такая: рассрочка на пять лет. Вы платите из дивидендов и из банковского кредита под залог будущей выручки. Пока не выплатили до конца, Борис остаётся в совете директоров с правом вето на продажу компании любому покупателю, включая Волкова и включая вас самих.</w:t>
+      </w:r>
+    </w:p>
+    <w:p>
+      <w:pPr>
+        <w:pStyle w:val="BodyText"/>
+      </w:pPr>
+      <w:r>
+        <w:t xml:space="preserve">ALEKSEY: Но это значит, что Борис Игоревич теряет сто восемьдесят миллионов по сравнению с Волковым.</w:t>
+      </w:r>
+    </w:p>
+    <w:p>
+      <w:pPr>
+        <w:pStyle w:val="BodyText"/>
+      </w:pPr>
+      <w:r>
+        <w:t xml:space="preserve">LEV: Сто восемьдесят, плюс пять лет риска. Как юрист я против, и я это записываю.</w:t>
+      </w:r>
+    </w:p>
+    <w:p>
+      <w:pPr>
+        <w:pStyle w:val="BodyText"/>
+      </w:pPr>
+      <w:r>
+        <w:t xml:space="preserve">BORIS: Записывай. Ты двадцать лет записываешь, а я двадцать лет делаю наоборот, и, как видишь, пока жив.</w:t>
+      </w:r>
+    </w:p>
+    <w:p>
+      <w:pPr>
+        <w:pStyle w:val="BodyText"/>
+      </w:pPr>
+      <w:r>
+        <w:t xml:space="preserve">LEV: Борис, ты делаешь наоборот, когда уверен. А сейчас ты уверен?</w:t>
+      </w:r>
+    </w:p>
+    <w:p>
+      <w:pPr>
+        <w:pStyle w:val="BodyText"/>
+      </w:pPr>
+      <w:r>
+        <w:t xml:space="preserve">BORIS: Сто восемьдесят миллионов — это цена бани с веником. Помнишь, Лев, девяносто девятый год? Ты тогда плакал.</w:t>
+      </w:r>
+    </w:p>
+    <w:p>
+      <w:pPr>
+        <w:pStyle w:val="BodyText"/>
+      </w:pPr>
+      <w:r>
+        <w:t xml:space="preserve">LEV: Я не плакал, просто пар был очень сильный.</w:t>
+      </w:r>
+    </w:p>
+    <w:p>
+      <w:pPr>
+        <w:pStyle w:val="BodyText"/>
+      </w:pPr>
+      <w:r>
+        <w:t xml:space="preserve">BORIS: Сильный, это правда, потому что я сам поддавал.</w:t>
+      </w:r>
+    </w:p>
+    <w:p>
+      <w:pPr>
+        <w:pStyle w:val="BodyText"/>
+      </w:pPr>
+      <w:r>
+        <w:t xml:space="preserve">LEV: Вот поэтому я и плакал, если тебе так хочется.</w:t>
+      </w:r>
+    </w:p>
+    <w:p>
+      <w:pPr>
+        <w:pStyle w:val="BodyText"/>
+      </w:pPr>
+      <w:r>
+        <w:t xml:space="preserve">ALEKSEY: Борис Игоревич, это очень щедро, даже слишком щедро. Я не могу принять такое решение за себя одного.</w:t>
+      </w:r>
+    </w:p>
+    <w:p>
+      <w:pPr>
+        <w:pStyle w:val="BodyText"/>
+      </w:pPr>
+      <w:r>
+        <w:t xml:space="preserve">BORIS: А ты не за себя принимай, а за троих. Ирина хочет выйти, я это знаю, мне Лев сказал.</w:t>
+      </w:r>
+    </w:p>
+    <w:p>
+      <w:pPr>
+        <w:pStyle w:val="BodyText"/>
+      </w:pPr>
+      <w:r>
+        <w:t xml:space="preserve">LEV: Я такого не говорил. Я сказал, что она устала, а это разные вещи.</w:t>
+      </w:r>
+    </w:p>
+    <w:p>
+      <w:pPr>
+        <w:pStyle w:val="BodyText"/>
+      </w:pPr>
+      <w:r>
+        <w:t xml:space="preserve">BORIS: Для меня это одно и то же. Если Ирина хочет выйти, её двадцать процентов тоже кто-то купит, а ваши с Ольгой шестьдесят останутся. Значит, нужен не покупатель всей компании, а партнёр на сорок процентов: на мои и на её.</w:t>
+      </w:r>
+    </w:p>
+    <w:p>
+      <w:pPr>
+        <w:pStyle w:val="BodyText"/>
+      </w:pPr>
+      <w:r>
+        <w:t xml:space="preserve">ALEKSEY: Партнёр на сорок процентов, который при этом не тронет картонку.</w:t>
+      </w:r>
+    </w:p>
+    <w:p>
+      <w:pPr>
+        <w:pStyle w:val="BodyText"/>
+      </w:pPr>
+      <w:r>
+        <w:t xml:space="preserve">BORIS: Который не тронет. И у которого есть деньги и терпение, только не волковское терпение, а другое.</w:t>
+      </w:r>
+    </w:p>
+    <w:p>
+      <w:pPr>
+        <w:pStyle w:val="BodyText"/>
+      </w:pPr>
+      <w:r>
+        <w:t xml:space="preserve">ALEKSEY: Боюсь, что таких людей просто нет, Борис Игоревич.</w:t>
+      </w:r>
+    </w:p>
+    <w:p>
+      <w:pPr>
+        <w:pStyle w:val="BodyText"/>
+      </w:pPr>
+      <w:r>
+        <w:t xml:space="preserve">BORIS: Есть, ты просто не там ищешь. Подумай: кто тебе звонит первым, когда тебе плохо?</w:t>
+      </w:r>
+    </w:p>
+    <w:p>
+      <w:pPr>
+        <w:pStyle w:val="BodyText"/>
+      </w:pPr>
+      <w:r>
+        <w:t xml:space="preserve">ALEKSEY: Доюн. Он звонит в пять утра, из Сеула.</w:t>
+      </w:r>
+    </w:p>
+    <w:p>
+      <w:pPr>
+        <w:pStyle w:val="BodyText"/>
+      </w:pPr>
+      <w:r>
+        <w:t xml:space="preserve">BORIS: А кто стоит за Доюном, если подумать?</w:t>
+      </w:r>
+    </w:p>
+    <w:p>
+      <w:pPr>
+        <w:pStyle w:val="BodyText"/>
+      </w:pPr>
+      <w:r>
+        <w:t xml:space="preserve">ALEKSEY: Юн. Вы думаете… «Седжин»? Купить долю в своём собственном дистрибьюторе?</w:t>
+      </w:r>
+    </w:p>
+    <w:p>
+      <w:pPr>
+        <w:pStyle w:val="BodyText"/>
+      </w:pPr>
+      <w:r>
+        <w:t xml:space="preserve">BORIS: Я ничего не думаю, я старый. Я просто задаю вопросы, на которые у меня нет денег отвечать.</w:t>
+      </w:r>
+    </w:p>
+    <w:p>
+      <w:pPr>
+        <w:pStyle w:val="BodyText"/>
+      </w:pPr>
+      <w:r>
+        <w:t xml:space="preserve">LEV: Записываю: «Председатель задаёт вопросы». Это что-то новое, обычно он на них отвечает.</w:t>
+      </w:r>
+    </w:p>
+    <w:p>
+      <w:pPr>
+        <w:pStyle w:val="BodyText"/>
+      </w:pPr>
+      <w:r>
+        <w:t xml:space="preserve">BORIS: Записывай, пока я ещё председатель и пока тебе за это платят.</w:t>
       </w:r>
     </w:p>
     <w:bookmarkEnd w:id="22"/>
@@ -1735,111 +1735,111 @@
         <w:pStyle w:val="BodyText"/>
       </w:pPr>
       <w:r>
-        <w:t xml:space="preserve">ALEKSEY: Со сметаной, Наталья Игоревна. Спасибо.</w:t>
-      </w:r>
-    </w:p>
-    <w:p>
-      <w:pPr>
-        <w:pStyle w:val="BodyText"/>
-      </w:pPr>
-      <w:r>
-        <w:t xml:space="preserve">KIRILL: Дядя, Лев Маркович сказал — ты выходишь из бизнеса. Это правда?</w:t>
-      </w:r>
-    </w:p>
-    <w:p>
-      <w:pPr>
-        <w:pStyle w:val="BodyText"/>
-      </w:pPr>
-      <w:r>
-        <w:t xml:space="preserve">BORIS: Правда. До Нового года. Холдинг — банку. Ты узнаёшь первым из семьи. После Алексея.</w:t>
-      </w:r>
-    </w:p>
-    <w:p>
-      <w:pPr>
-        <w:pStyle w:val="BodyText"/>
-      </w:pPr>
-      <w:r>
-        <w:t xml:space="preserve">NATALYA: После Алексея. Конечно. Как всегда. Боря, а «Мост»?</w:t>
-      </w:r>
-    </w:p>
-    <w:p>
-      <w:pPr>
-        <w:pStyle w:val="BodyText"/>
-      </w:pPr>
-      <w:r>
-        <w:t xml:space="preserve">BORIS: «Мост» — вопрос. Поэтому Алексей и ест твой суп.</w:t>
-      </w:r>
-    </w:p>
-    <w:p>
-      <w:pPr>
-        <w:pStyle w:val="BodyText"/>
-      </w:pPr>
-      <w:r>
-        <w:t xml:space="preserve">NATALYA: Тогда скажу, пока не поздно. Я — бухгалтер. Сорок лет. Тебе шестьдесят девять. Деньги тебе нужны на старость. Не на дружбу. Восемьсот миллионов — это старость. Сиделка, врачи, тёплое море. А не «давайте я подожду пять лет».</w:t>
-      </w:r>
-    </w:p>
-    <w:p>
-      <w:pPr>
-        <w:pStyle w:val="BodyText"/>
-      </w:pPr>
-      <w:r>
-        <w:t xml:space="preserve">BORIS: Наташа, у меня есть на старость. На три старости хватит.</w:t>
-      </w:r>
-    </w:p>
-    <w:p>
-      <w:pPr>
-        <w:pStyle w:val="BodyText"/>
-      </w:pPr>
-      <w:r>
-        <w:t xml:space="preserve">NATALYA: У тебя есть на твою старость. А на мою? А на Кирилла?</w:t>
-      </w:r>
-    </w:p>
-    <w:p>
-      <w:pPr>
-        <w:pStyle w:val="BodyText"/>
-      </w:pPr>
-      <w:r>
-        <w:t xml:space="preserve">KIRILL: Мама, не надо про меня.</w:t>
-      </w:r>
-    </w:p>
-    <w:p>
-      <w:pPr>
-        <w:pStyle w:val="BodyText"/>
-      </w:pPr>
-      <w:r>
-        <w:t xml:space="preserve">NATALYA: Надо. Ты мой сын. Он твой дядя. А ты — менеджер с ипотекой. Вот тебе вся семья.</w:t>
-      </w:r>
-    </w:p>
-    <w:p>
-      <w:pPr>
-        <w:pStyle w:val="BodyText"/>
-      </w:pPr>
-      <w:r>
-        <w:t xml:space="preserve">KIRILL: Дядя, можно я скажу? Только не перебивай.</w:t>
-      </w:r>
-    </w:p>
-    <w:p>
-      <w:pPr>
-        <w:pStyle w:val="BodyText"/>
-      </w:pPr>
-      <w:r>
-        <w:t xml:space="preserve">BORIS: Я никогда не перебиваю. Говори.</w:t>
-      </w:r>
-    </w:p>
-    <w:p>
-      <w:pPr>
-        <w:pStyle w:val="BodyText"/>
-      </w:pPr>
-      <w:r>
-        <w:t xml:space="preserve">KIRILL: Не дари мне долю. Ни сейчас, ни потом, ни по завещанию. Я пять лет доказывал, что я не «племянник». Экзамен с третьей попытки, ночные звонки, Екатеринбург. Если я получу двадцать процентов — всё это сгорит за один день. Я снова стану племянником. Только богатым.</w:t>
-      </w:r>
-    </w:p>
-    <w:p>
-      <w:pPr>
-        <w:pStyle w:val="BodyText"/>
-      </w:pPr>
-      <w:r>
-        <w:t xml:space="preserve">NATALYA: Кирилл, богатым племянником быть лучше, чем бедным.</w:t>
+        <w:t xml:space="preserve">ALEKSEY: Со сметаной, Наталья Игоревна, спасибо большое, пахнет замечательно.</w:t>
+      </w:r>
+    </w:p>
+    <w:p>
+      <w:pPr>
+        <w:pStyle w:val="BodyText"/>
+      </w:pPr>
+      <w:r>
+        <w:t xml:space="preserve">KIRILL: Дядя, Лев Маркович сказал, что ты выходишь из бизнеса. Это правда?</w:t>
+      </w:r>
+    </w:p>
+    <w:p>
+      <w:pPr>
+        <w:pStyle w:val="BodyText"/>
+      </w:pPr>
+      <w:r>
+        <w:t xml:space="preserve">BORIS: Правда, до Нового года, и холдинг уйдёт банку. Ты узнаёшь об этом первым из семьи, сразу после Алексея.</w:t>
+      </w:r>
+    </w:p>
+    <w:p>
+      <w:pPr>
+        <w:pStyle w:val="BodyText"/>
+      </w:pPr>
+      <w:r>
+        <w:t xml:space="preserve">NATALYA: После Алексея, конечно, как всегда. Боря, а что тогда будет с «Мостом»?</w:t>
+      </w:r>
+    </w:p>
+    <w:p>
+      <w:pPr>
+        <w:pStyle w:val="BodyText"/>
+      </w:pPr>
+      <w:r>
+        <w:t xml:space="preserve">BORIS: «Мост» — это как раз вопрос, поэтому Алексей и ест сейчас твой суп.</w:t>
+      </w:r>
+    </w:p>
+    <w:p>
+      <w:pPr>
+        <w:pStyle w:val="BodyText"/>
+      </w:pPr>
+      <w:r>
+        <w:t xml:space="preserve">NATALYA: Тогда я скажу, пока не поздно. Я бухгалтер, сорок лет в профессии, а тебе шестьдесят девять. Деньги тебе нужны на старость, а не на дружбу. Восемьсот миллионов — это старость: сиделка, врачи, тёплое море. А не «давайте я подожду пять лет», как ты любишь.</w:t>
+      </w:r>
+    </w:p>
+    <w:p>
+      <w:pPr>
+        <w:pStyle w:val="BodyText"/>
+      </w:pPr>
+      <w:r>
+        <w:t xml:space="preserve">BORIS: Наташа, у меня есть на старость, и хватит даже на три старости.</w:t>
+      </w:r>
+    </w:p>
+    <w:p>
+      <w:pPr>
+        <w:pStyle w:val="BodyText"/>
+      </w:pPr>
+      <w:r>
+        <w:t xml:space="preserve">NATALYA: У тебя есть на твою старость. А на мою? А на Кирилла кто подумает?</w:t>
+      </w:r>
+    </w:p>
+    <w:p>
+      <w:pPr>
+        <w:pStyle w:val="BodyText"/>
+      </w:pPr>
+      <w:r>
+        <w:t xml:space="preserve">KIRILL: Мама, пожалуйста, не надо говорить про меня.</w:t>
+      </w:r>
+    </w:p>
+    <w:p>
+      <w:pPr>
+        <w:pStyle w:val="BodyText"/>
+      </w:pPr>
+      <w:r>
+        <w:t xml:space="preserve">NATALYA: Надо. Ты мой сын, он твой дядя, а ты менеджер с ипотекой. Вот тебе и вся наша семья.</w:t>
+      </w:r>
+    </w:p>
+    <w:p>
+      <w:pPr>
+        <w:pStyle w:val="BodyText"/>
+      </w:pPr>
+      <w:r>
+        <w:t xml:space="preserve">KIRILL: Дядя, можно я скажу? Только, пожалуйста, не перебивай меня.</w:t>
+      </w:r>
+    </w:p>
+    <w:p>
+      <w:pPr>
+        <w:pStyle w:val="BodyText"/>
+      </w:pPr>
+      <w:r>
+        <w:t xml:space="preserve">BORIS: Я никогда никого не перебиваю, ты же знаешь. Говори.</w:t>
+      </w:r>
+    </w:p>
+    <w:p>
+      <w:pPr>
+        <w:pStyle w:val="BodyText"/>
+      </w:pPr>
+      <w:r>
+        <w:t xml:space="preserve">KIRILL: Не дари мне долю: ни сейчас, ни потом, ни по завещанию. Я пять лет доказывал, что я не «племянник»: экзамен с третьей попытки, ночные звонки, Екатеринбург. Если я получу двадцать процентов, всё это сгорит за один день, и я снова стану племянником, только богатым.</w:t>
+      </w:r>
+    </w:p>
+    <w:p>
+      <w:pPr>
+        <w:pStyle w:val="BodyText"/>
+      </w:pPr>
+      <w:r>
+        <w:t xml:space="preserve">NATALYA: Кирилл, но богатым племянником быть всё-таки лучше, чем бедным.</w:t>
       </w:r>
     </w:p>
     <w:p>
@@ -1855,111 +1855,111 @@
         <w:pStyle w:val="BodyText"/>
       </w:pPr>
       <w:r>
-        <w:t xml:space="preserve">ALEKSEY: Кирилл, это твоё право. Но ты понимаешь, от чего отказываешься?</w:t>
-      </w:r>
-    </w:p>
-    <w:p>
-      <w:pPr>
-        <w:pStyle w:val="BodyText"/>
-      </w:pPr>
-      <w:r>
-        <w:t xml:space="preserve">KIRILL: Понимаю. От шестисот миллионов. Я умею считать. Ирина научила.</w:t>
-      </w:r>
-    </w:p>
-    <w:p>
-      <w:pPr>
-        <w:pStyle w:val="BodyText"/>
-      </w:pPr>
-      <w:r>
-        <w:t xml:space="preserve">BORIS: Наташа. Слышишь? Это твой сын. Не мой. Я его только устроил.</w:t>
-      </w:r>
-    </w:p>
-    <w:p>
-      <w:pPr>
-        <w:pStyle w:val="BodyText"/>
-      </w:pPr>
-      <w:r>
-        <w:t xml:space="preserve">NATALYA: Слышу. Не знаю, гордиться или плакать.</w:t>
-      </w:r>
-    </w:p>
-    <w:p>
-      <w:pPr>
-        <w:pStyle w:val="BodyText"/>
-      </w:pPr>
-      <w:r>
-        <w:t xml:space="preserve">BORIS: Гордись. Плакать будем, когда я помру. Двадцать человек с калькуляторами. И вы двое.</w:t>
-      </w:r>
-    </w:p>
-    <w:p>
-      <w:pPr>
-        <w:pStyle w:val="BodyText"/>
-      </w:pPr>
-      <w:r>
-        <w:t xml:space="preserve">NATALYA: Боря! Не говори так за столом.</w:t>
-      </w:r>
-    </w:p>
-    <w:p>
-      <w:pPr>
-        <w:pStyle w:val="BodyText"/>
-      </w:pPr>
-      <w:r>
-        <w:t xml:space="preserve">BORIS: За столом — самое место. Не в бане же.</w:t>
-      </w:r>
-    </w:p>
-    <w:p>
-      <w:pPr>
-        <w:pStyle w:val="BodyText"/>
-      </w:pPr>
-      <w:r>
-        <w:t xml:space="preserve">ALEKSEY: Наталья Игоревна, можно и мне? Вы правы про старость. Борис Игоревич не должен терять деньги из-за нас.</w:t>
-      </w:r>
-    </w:p>
-    <w:p>
-      <w:pPr>
-        <w:pStyle w:val="BodyText"/>
-      </w:pPr>
-      <w:r>
-        <w:t xml:space="preserve">NATALYA: Вот. Хоть один разумный человек.</w:t>
-      </w:r>
-    </w:p>
-    <w:p>
-      <w:pPr>
-        <w:pStyle w:val="BodyText"/>
-      </w:pPr>
-      <w:r>
-        <w:t xml:space="preserve">ALEKSEY: Поэтому подарка не приму. Если выкупать — по справедливой цене. С процентами.</w:t>
-      </w:r>
-    </w:p>
-    <w:p>
-      <w:pPr>
-        <w:pStyle w:val="BodyText"/>
-      </w:pPr>
-      <w:r>
-        <w:t xml:space="preserve">LEV: С процентами. Я это запишу. «Директор — за проценты». Тоже новое.</w:t>
-      </w:r>
-    </w:p>
-    <w:p>
-      <w:pPr>
-        <w:pStyle w:val="BodyText"/>
-      </w:pPr>
-      <w:r>
-        <w:t xml:space="preserve">BORIS: Вы все сговорились. Жалеете старика. А старик хотел просто сделать красиво.</w:t>
-      </w:r>
-    </w:p>
-    <w:p>
-      <w:pPr>
-        <w:pStyle w:val="BodyText"/>
-      </w:pPr>
-      <w:r>
-        <w:t xml:space="preserve">NATALYA: Красиво — это когда никому не стыдно, Боря. Мама так говорила.</w:t>
-      </w:r>
-    </w:p>
-    <w:p>
-      <w:pPr>
-        <w:pStyle w:val="BodyText"/>
-      </w:pPr>
-      <w:r>
-        <w:t xml:space="preserve">LEV: Вот это я бы записал в устав.</w:t>
+        <w:t xml:space="preserve">ALEKSEY: Кирилл, это твоё право. Но ты понимаешь, от чего именно отказываешься?</w:t>
+      </w:r>
+    </w:p>
+    <w:p>
+      <w:pPr>
+        <w:pStyle w:val="BodyText"/>
+      </w:pPr>
+      <w:r>
+        <w:t xml:space="preserve">KIRILL: Понимаю, от шестисот миллионов. Я умею считать, меня Ирина научила.</w:t>
+      </w:r>
+    </w:p>
+    <w:p>
+      <w:pPr>
+        <w:pStyle w:val="BodyText"/>
+      </w:pPr>
+      <w:r>
+        <w:t xml:space="preserve">BORIS: Наташа, ты слышишь? Это твой сын, а не мой. Я его только устроил на работу.</w:t>
+      </w:r>
+    </w:p>
+    <w:p>
+      <w:pPr>
+        <w:pStyle w:val="BodyText"/>
+      </w:pPr>
+      <w:r>
+        <w:t xml:space="preserve">NATALYA: Слышу. И не знаю, гордиться мне сейчас или плакать.</w:t>
+      </w:r>
+    </w:p>
+    <w:p>
+      <w:pPr>
+        <w:pStyle w:val="BodyText"/>
+      </w:pPr>
+      <w:r>
+        <w:t xml:space="preserve">BORIS: Гордись. А плакать будем, когда я помру: двадцать человек с калькуляторами и вы двое.</w:t>
+      </w:r>
+    </w:p>
+    <w:p>
+      <w:pPr>
+        <w:pStyle w:val="BodyText"/>
+      </w:pPr>
+      <w:r>
+        <w:t xml:space="preserve">NATALYA: Боря! Не говори так за столом, я тебя прошу.</w:t>
+      </w:r>
+    </w:p>
+    <w:p>
+      <w:pPr>
+        <w:pStyle w:val="BodyText"/>
+      </w:pPr>
+      <w:r>
+        <w:t xml:space="preserve">BORIS: За столом для этого самое место. Не в бане же такие вещи обсуждать.</w:t>
+      </w:r>
+    </w:p>
+    <w:p>
+      <w:pPr>
+        <w:pStyle w:val="BodyText"/>
+      </w:pPr>
+      <w:r>
+        <w:t xml:space="preserve">ALEKSEY: Наталья Игоревна, можно и мне сказать? Вы правы про старость: Борис Игоревич не должен терять деньги из-за нас.</w:t>
+      </w:r>
+    </w:p>
+    <w:p>
+      <w:pPr>
+        <w:pStyle w:val="BodyText"/>
+      </w:pPr>
+      <w:r>
+        <w:t xml:space="preserve">NATALYA: Вот, хоть один разумный человек нашёлся за этим столом.</w:t>
+      </w:r>
+    </w:p>
+    <w:p>
+      <w:pPr>
+        <w:pStyle w:val="BodyText"/>
+      </w:pPr>
+      <w:r>
+        <w:t xml:space="preserve">ALEKSEY: Поэтому подарка я не приму. Если выкупать долю, то только по справедливой цене и с процентами.</w:t>
+      </w:r>
+    </w:p>
+    <w:p>
+      <w:pPr>
+        <w:pStyle w:val="BodyText"/>
+      </w:pPr>
+      <w:r>
+        <w:t xml:space="preserve">LEV: С процентами? Это я запишу: «Директор — за проценты». Тоже что-то новое.</w:t>
+      </w:r>
+    </w:p>
+    <w:p>
+      <w:pPr>
+        <w:pStyle w:val="BodyText"/>
+      </w:pPr>
+      <w:r>
+        <w:t xml:space="preserve">BORIS: Вы все сговорились и жалеете старика, а старик хотел просто сделать красиво.</w:t>
+      </w:r>
+    </w:p>
+    <w:p>
+      <w:pPr>
+        <w:pStyle w:val="BodyText"/>
+      </w:pPr>
+      <w:r>
+        <w:t xml:space="preserve">NATALYA: Красиво — это когда никому не стыдно, Боря. Так мама всегда говорила.</w:t>
+      </w:r>
+    </w:p>
+    <w:p>
+      <w:pPr>
+        <w:pStyle w:val="BodyText"/>
+      </w:pPr>
+      <w:r>
+        <w:t xml:space="preserve">LEV: Вот это я бы с удовольствием записал прямо в устав.</w:t>
       </w:r>
     </w:p>
     <w:bookmarkEnd w:id="23"/>
@@ -1977,55 +1977,55 @@
         <w:pStyle w:val="FirstParagraph"/>
       </w:pPr>
       <w:r>
-        <w:t xml:space="preserve">BORIS: Пройдёмся. Только медленно. Колено.</w:t>
-      </w:r>
-    </w:p>
-    <w:p>
-      <w:pPr>
-        <w:pStyle w:val="BodyText"/>
-      </w:pPr>
-      <w:r>
-        <w:t xml:space="preserve">ALEKSEY: Борис Игоревич, можно честно? Почему вам это так важно? «Мост» — это двадцать процентов. Даже не главный ваш актив.</w:t>
-      </w:r>
-    </w:p>
-    <w:p>
-      <w:pPr>
-        <w:pStyle w:val="BodyText"/>
-      </w:pPr>
-      <w:r>
-        <w:t xml:space="preserve">BORIS: Не главный. Самый маленький. Сорок миллионов. А все остальные — миллиарды. Стройка, склады. Знаешь, что я понял на похоронах?</w:t>
-      </w:r>
-    </w:p>
-    <w:p>
-      <w:pPr>
-        <w:pStyle w:val="BodyText"/>
-      </w:pPr>
-      <w:r>
-        <w:t xml:space="preserve">ALEKSEY: Что?</w:t>
-      </w:r>
-    </w:p>
-    <w:p>
-      <w:pPr>
-        <w:pStyle w:val="BodyText"/>
-      </w:pPr>
-      <w:r>
-        <w:t xml:space="preserve">BORIS: Что про стройку на моих похоронах никто не скажет ни слова. Скажут: «Он заработал». Вежливо, с калькуляторами. А мне хочется, чтобы сказали: «Он не продал». Хоть раз в жизни. Хоть одно. Пусть самое маленькое. Сорок миллионов. Картонку чужой бабушки.</w:t>
-      </w:r>
-    </w:p>
-    <w:p>
-      <w:pPr>
-        <w:pStyle w:val="BodyText"/>
-      </w:pPr>
-      <w:r>
-        <w:t xml:space="preserve">ALEKSEY: Вы много чего не продали. Девяносто девятый. Индийские лекарства. Два города.</w:t>
-      </w:r>
-    </w:p>
-    <w:p>
-      <w:pPr>
-        <w:pStyle w:val="BodyText"/>
-      </w:pPr>
-      <w:r>
-        <w:t xml:space="preserve">BORIS: То было про страх. Тюрьмы боялся. А это — другое. Бабушка твоя как говорила?</w:t>
+        <w:t xml:space="preserve">BORIS: Пройдёмся немного, только медленно, потому что колено болит.</w:t>
+      </w:r>
+    </w:p>
+    <w:p>
+      <w:pPr>
+        <w:pStyle w:val="BodyText"/>
+      </w:pPr>
+      <w:r>
+        <w:t xml:space="preserve">ALEKSEY: Борис Игоревич, можно честно? Почему вам это так важно? «Мост» — это двадцать процентов, и даже не главный ваш актив.</w:t>
+      </w:r>
+    </w:p>
+    <w:p>
+      <w:pPr>
+        <w:pStyle w:val="BodyText"/>
+      </w:pPr>
+      <w:r>
+        <w:t xml:space="preserve">BORIS: Не главный, а самый маленький: сорок миллионов, когда все остальные — миллиарды, стройка и склады. Знаешь, что я понял на похоронах?</w:t>
+      </w:r>
+    </w:p>
+    <w:p>
+      <w:pPr>
+        <w:pStyle w:val="BodyText"/>
+      </w:pPr>
+      <w:r>
+        <w:t xml:space="preserve">ALEKSEY: Что именно вы поняли? Скажите мне.</w:t>
+      </w:r>
+    </w:p>
+    <w:p>
+      <w:pPr>
+        <w:pStyle w:val="BodyText"/>
+      </w:pPr>
+      <w:r>
+        <w:t xml:space="preserve">BORIS: Что про стройку на моих похоронах никто не скажет ни слова. Скажут вежливо, с калькуляторами: «Он заработал». А мне хочется, чтобы сказали: «Он не продал». Хоть раз в жизни, хоть что-то одно, пусть даже самое маленькое: сорок миллионов и картонку чужой бабушки.</w:t>
+      </w:r>
+    </w:p>
+    <w:p>
+      <w:pPr>
+        <w:pStyle w:val="BodyText"/>
+      </w:pPr>
+      <w:r>
+        <w:t xml:space="preserve">ALEKSEY: Вы много чего не продали: девяносто девятый год, индийские лекарства, два города.</w:t>
+      </w:r>
+    </w:p>
+    <w:p>
+      <w:pPr>
+        <w:pStyle w:val="BodyText"/>
+      </w:pPr>
+      <w:r>
+        <w:t xml:space="preserve">BORIS: То было про страх, я боялся тюрьмы. А это совсем другое. Как твоя бабушка говорила?</w:t>
       </w:r>
     </w:p>
     <w:p>
@@ -2041,135 +2041,135 @@
         <w:pStyle w:val="BodyText"/>
       </w:pPr>
       <w:r>
-        <w:t xml:space="preserve">BORIS: Вот. Восемьсот миллионов — это «всё остальное». А картонка — это «сначала». Я старый, но порядок понял.</w:t>
-      </w:r>
-    </w:p>
-    <w:p>
-      <w:pPr>
-        <w:pStyle w:val="BodyText"/>
-      </w:pPr>
-      <w:r>
-        <w:t xml:space="preserve">ALEKSEY: Вы поняли быстрее меня.</w:t>
-      </w:r>
-    </w:p>
-    <w:p>
-      <w:pPr>
-        <w:pStyle w:val="BodyText"/>
-      </w:pPr>
-      <w:r>
-        <w:t xml:space="preserve">BORIS: Я старше. У меня было больше похорон.</w:t>
-      </w:r>
-    </w:p>
-    <w:p>
-      <w:pPr>
-        <w:pStyle w:val="BodyText"/>
-      </w:pPr>
-      <w:r>
-        <w:t xml:space="preserve">ALEKSEY: Тогда я тоже скажу честно, Борис Игоревич. Ирина устала. Она написала это на доске своей рукой. Если мы выкупим вашу долю в кредит — она будет пять лет считать этот кредит. Ночью. Одна. До пятницы. Я не могу ей это сделать. Даже ради картонки.</w:t>
-      </w:r>
-    </w:p>
-    <w:p>
-      <w:pPr>
-        <w:pStyle w:val="BodyText"/>
-      </w:pPr>
-      <w:r>
-        <w:t xml:space="preserve">BORIS: Знаю. Поэтому я и сказал — партнёр на сорок процентов. Тогда Ирина выходит через дверь, а не в окно. Со своими деньгами, честными. Я выхожу — с вашей благодарностью, мне больше не надо. А вы с Ольгой остаётесь. С картонкой, с людьми, с ночами.</w:t>
-      </w:r>
-    </w:p>
-    <w:p>
-      <w:pPr>
-        <w:pStyle w:val="BodyText"/>
-      </w:pPr>
-      <w:r>
-        <w:t xml:space="preserve">ALEKSEY: Вы всё продумали.</w:t>
-      </w:r>
-    </w:p>
-    <w:p>
-      <w:pPr>
-        <w:pStyle w:val="BodyText"/>
-      </w:pPr>
-      <w:r>
-        <w:t xml:space="preserve">BORIS: Нет. Я продумал, чего не хочу. Это проще. Что хочу — решайте сами. Вы молодые.</w:t>
-      </w:r>
-    </w:p>
-    <w:p>
-      <w:pPr>
-        <w:pStyle w:val="BodyText"/>
-      </w:pPr>
-      <w:r>
-        <w:t xml:space="preserve">ALEKSEY: А если мы решим продать Волкову? Все вместе?</w:t>
-      </w:r>
-    </w:p>
-    <w:p>
-      <w:pPr>
-        <w:pStyle w:val="BodyText"/>
-      </w:pPr>
-      <w:r>
-        <w:t xml:space="preserve">BORIS: Тогда я продам вместе с вами. И не обижусь. Слышишь? Ни на день не обижусь. Я своё слово дал: отдельно не продам. Это моё. А продать всё вместе — это ваше решение, не моё. Вы её строили ночами. Я только деньги дал. Днём.</w:t>
-      </w:r>
-    </w:p>
-    <w:p>
-      <w:pPr>
-        <w:pStyle w:val="BodyText"/>
-      </w:pPr>
-      <w:r>
-        <w:t xml:space="preserve">ALEKSEY: Почему не обидитесь?</w:t>
-      </w:r>
-    </w:p>
-    <w:p>
-      <w:pPr>
-        <w:pStyle w:val="BodyText"/>
-      </w:pPr>
-      <w:r>
-        <w:t xml:space="preserve">BORIS: Потому что выход из бизнеса — это не продать. Это решить, в чьих руках останется то, что ты строил. Если в ваших — я спокоен. Если вы сами решите отдать его Волкову — значит, вы знаете что-то, чего не знаю я.</w:t>
-      </w:r>
-    </w:p>
-    <w:p>
-      <w:pPr>
-        <w:pStyle w:val="BodyText"/>
-      </w:pPr>
-      <w:r>
-        <w:t xml:space="preserve">ALEKSEY: Я пока ничего не знаю.</w:t>
-      </w:r>
-    </w:p>
-    <w:p>
-      <w:pPr>
-        <w:pStyle w:val="BodyText"/>
-      </w:pPr>
-      <w:r>
-        <w:t xml:space="preserve">BORIS: Значит, узнай. Съезди к Юну. Не за деньгами. За советом. Деньги потом сами придут. Или не придут.</w:t>
-      </w:r>
-    </w:p>
-    <w:p>
-      <w:pPr>
-        <w:pStyle w:val="BodyText"/>
-      </w:pPr>
-      <w:r>
-        <w:t xml:space="preserve">ALEKSEY: Доюн уже звал. «Без повода».</w:t>
-      </w:r>
-    </w:p>
-    <w:p>
-      <w:pPr>
-        <w:pStyle w:val="BodyText"/>
-      </w:pPr>
-      <w:r>
-        <w:t xml:space="preserve">BORIS: Повод есть. Сорок процентов. И старик, который хочет красиво.</w:t>
-      </w:r>
-    </w:p>
-    <w:p>
-      <w:pPr>
-        <w:pStyle w:val="BodyText"/>
-      </w:pPr>
-      <w:r>
-        <w:t xml:space="preserve">ALEKSEY: Спасибо, Борис Игоревич. За яблоки. И за всё.</w:t>
-      </w:r>
-    </w:p>
-    <w:p>
-      <w:pPr>
-        <w:pStyle w:val="BodyText"/>
-      </w:pPr>
-      <w:r>
-        <w:t xml:space="preserve">BORIS: Не благодари. Ещё ничего не сделано. Благодарят после. Когда никому не стыдно.</w:t>
+        <w:t xml:space="preserve">BORIS: Вот. Восемьсот миллионов — это «всё остальное», а картонка — это «сначала». Я старый, но порядок понял.</w:t>
+      </w:r>
+    </w:p>
+    <w:p>
+      <w:pPr>
+        <w:pStyle w:val="BodyText"/>
+      </w:pPr>
+      <w:r>
+        <w:t xml:space="preserve">ALEKSEY: Вы поняли это быстрее меня, честное слово.</w:t>
+      </w:r>
+    </w:p>
+    <w:p>
+      <w:pPr>
+        <w:pStyle w:val="BodyText"/>
+      </w:pPr>
+      <w:r>
+        <w:t xml:space="preserve">BORIS: Просто я старше, и похорон у меня в жизни было больше.</w:t>
+      </w:r>
+    </w:p>
+    <w:p>
+      <w:pPr>
+        <w:pStyle w:val="BodyText"/>
+      </w:pPr>
+      <w:r>
+        <w:t xml:space="preserve">ALEKSEY: Тогда я тоже скажу честно, Борис Игоревич. Ирина устала, она написала это на доске своей рукой. Если мы выкупим вашу долю в кредит, она будет пять лет считать этот кредит: ночью, одна, до пятницы. Я не могу так с ней поступить, даже ради картонки.</w:t>
+      </w:r>
+    </w:p>
+    <w:p>
+      <w:pPr>
+        <w:pStyle w:val="BodyText"/>
+      </w:pPr>
+      <w:r>
+        <w:t xml:space="preserve">BORIS: Знаю, поэтому я и сказал про партнёра на сорок процентов. Тогда Ирина выходит через дверь, а не в окно, со своими честными деньгами. Я выхожу с вашей благодарностью, больше мне не надо. А вы с Ольгой остаётесь: с картонкой, с людьми, с ночами.</w:t>
+      </w:r>
+    </w:p>
+    <w:p>
+      <w:pPr>
+        <w:pStyle w:val="BodyText"/>
+      </w:pPr>
+      <w:r>
+        <w:t xml:space="preserve">ALEKSEY: Похоже, вы уже всё продумали заранее.</w:t>
+      </w:r>
+    </w:p>
+    <w:p>
+      <w:pPr>
+        <w:pStyle w:val="BodyText"/>
+      </w:pPr>
+      <w:r>
+        <w:t xml:space="preserve">BORIS: Нет. Я продумал, чего не хочу. Это проще. А что хочу, решайте сами, вы молодые.</w:t>
+      </w:r>
+    </w:p>
+    <w:p>
+      <w:pPr>
+        <w:pStyle w:val="BodyText"/>
+      </w:pPr>
+      <w:r>
+        <w:t xml:space="preserve">ALEKSEY: А если мы все вместе решим продать компанию Волкову?</w:t>
+      </w:r>
+    </w:p>
+    <w:p>
+      <w:pPr>
+        <w:pStyle w:val="BodyText"/>
+      </w:pPr>
+      <w:r>
+        <w:t xml:space="preserve">BORIS: Тогда я продам вместе с вами и не обижусь. Слышишь? Ни на один день не обижусь. Я своё слово дал: отдельно не продам, и это моё. А продать всё вместе — это ваше решение, не моё. Вы её строили ночами, а я только деньги дал, и то днём.</w:t>
+      </w:r>
+    </w:p>
+    <w:p>
+      <w:pPr>
+        <w:pStyle w:val="BodyText"/>
+      </w:pPr>
+      <w:r>
+        <w:t xml:space="preserve">ALEKSEY: Но почему вы не обидитесь? Я не понимаю.</w:t>
+      </w:r>
+    </w:p>
+    <w:p>
+      <w:pPr>
+        <w:pStyle w:val="BodyText"/>
+      </w:pPr>
+      <w:r>
+        <w:t xml:space="preserve">BORIS: Потому что выход из бизнеса — это не продать. Это решить, в чьих руках останется то, что ты строил. Если в ваших, я спокоен. А если вы сами решите отдать его Волкову, значит, вы знаете что-то, чего не знаю я.</w:t>
+      </w:r>
+    </w:p>
+    <w:p>
+      <w:pPr>
+        <w:pStyle w:val="BodyText"/>
+      </w:pPr>
+      <w:r>
+        <w:t xml:space="preserve">ALEKSEY: Но я пока ничего не знаю, в том-то и дело.</w:t>
+      </w:r>
+    </w:p>
+    <w:p>
+      <w:pPr>
+        <w:pStyle w:val="BodyText"/>
+      </w:pPr>
+      <w:r>
+        <w:t xml:space="preserve">BORIS: Значит, узнай. Съезди к Юну, только не за деньгами, а за советом. Деньги потом сами придут или не придут.</w:t>
+      </w:r>
+    </w:p>
+    <w:p>
+      <w:pPr>
+        <w:pStyle w:val="BodyText"/>
+      </w:pPr>
+      <w:r>
+        <w:t xml:space="preserve">ALEKSEY: Доюн меня уже звал, причём «без повода».</w:t>
+      </w:r>
+    </w:p>
+    <w:p>
+      <w:pPr>
+        <w:pStyle w:val="BodyText"/>
+      </w:pPr>
+      <w:r>
+        <w:t xml:space="preserve">BORIS: Повод есть: сорок процентов и старик, который хочет сделать красиво.</w:t>
+      </w:r>
+    </w:p>
+    <w:p>
+      <w:pPr>
+        <w:pStyle w:val="BodyText"/>
+      </w:pPr>
+      <w:r>
+        <w:t xml:space="preserve">ALEKSEY: Спасибо, Борис Игоревич, за яблоки и вообще за всё.</w:t>
+      </w:r>
+    </w:p>
+    <w:p>
+      <w:pPr>
+        <w:pStyle w:val="BodyText"/>
+      </w:pPr>
+      <w:r>
+        <w:t xml:space="preserve">BORIS: Не благодари, ещё ничего не сделано. Благодарят после, когда никому не стыдно.</w:t>
       </w:r>
     </w:p>
     <w:bookmarkEnd w:id="24"/>
@@ -2187,119 +2187,119 @@
         <w:pStyle w:val="FirstParagraph"/>
       </w:pPr>
       <w:r>
-        <w:t xml:space="preserve">KIRILL: Алексей Николаевич, можно я скажу одну вещь? Пока дядя не слышит.</w:t>
-      </w:r>
-    </w:p>
-    <w:p>
-      <w:pPr>
-        <w:pStyle w:val="BodyText"/>
-      </w:pPr>
-      <w:r>
-        <w:t xml:space="preserve">ALEKSEY: Говори. Дорога длинная.</w:t>
-      </w:r>
-    </w:p>
-    <w:p>
-      <w:pPr>
-        <w:pStyle w:val="BodyText"/>
-      </w:pPr>
-      <w:r>
-        <w:t xml:space="preserve">KIRILL: Мне звонили из «Северной Фармы». В среду. Кадровик. Руководитель продаж по Сибири.</w:t>
-      </w:r>
-    </w:p>
-    <w:p>
-      <w:pPr>
-        <w:pStyle w:val="BodyText"/>
-      </w:pPr>
-      <w:r>
-        <w:t xml:space="preserve">ALEKSEY: Зарплата?</w:t>
-      </w:r>
-    </w:p>
-    <w:p>
-      <w:pPr>
-        <w:pStyle w:val="BodyText"/>
-      </w:pPr>
-      <w:r>
-        <w:t xml:space="preserve">KIRILL: Вдвое больше. Процент. Машина. Я ответил: «Я не племянник Волкова». Она не поняла.</w:t>
-      </w:r>
-    </w:p>
-    <w:p>
-      <w:pPr>
-        <w:pStyle w:val="BodyText"/>
-      </w:pPr>
-      <w:r>
-        <w:t xml:space="preserve">ALEKSEY: Почему ты мне это говоришь?</w:t>
-      </w:r>
-    </w:p>
-    <w:p>
-      <w:pPr>
-        <w:pStyle w:val="BodyText"/>
-      </w:pPr>
-      <w:r>
-        <w:t xml:space="preserve">KIRILL: Они звонят не только мне. Ещё Паше и Свете. Те сказали: «Подумаем».</w:t>
-      </w:r>
-    </w:p>
-    <w:p>
-      <w:pPr>
-        <w:pStyle w:val="BodyText"/>
-      </w:pPr>
-      <w:r>
-        <w:t xml:space="preserve">ALEKSEY: Подумают. Это нормально. Им страшно. У них нет дяди.</w:t>
-      </w:r>
-    </w:p>
-    <w:p>
-      <w:pPr>
-        <w:pStyle w:val="BodyText"/>
-      </w:pPr>
-      <w:r>
-        <w:t xml:space="preserve">KIRILL: У меня тоже нет. Я сегодня отказался от дяди. От его денег. Странное чувство.</w:t>
-      </w:r>
-    </w:p>
-    <w:p>
-      <w:pPr>
-        <w:pStyle w:val="BodyText"/>
-      </w:pPr>
-      <w:r>
-        <w:t xml:space="preserve">ALEKSEY: Какое?</w:t>
-      </w:r>
-    </w:p>
-    <w:p>
-      <w:pPr>
-        <w:pStyle w:val="BodyText"/>
-      </w:pPr>
-      <w:r>
-        <w:t xml:space="preserve">KIRILL: Лёгкое. Как будто снял рюкзак. Пять лет нёс.</w:t>
-      </w:r>
-    </w:p>
-    <w:p>
-      <w:pPr>
-        <w:pStyle w:val="BodyText"/>
-      </w:pPr>
-      <w:r>
-        <w:t xml:space="preserve">ALEKSEY: Тогда неси меньше. Остановись у заправки. Я напишу Доюну.</w:t>
-      </w:r>
-    </w:p>
-    <w:p>
-      <w:pPr>
-        <w:pStyle w:val="BodyText"/>
-      </w:pPr>
-      <w:r>
-        <w:t xml:space="preserve">KIRILL: Что напишете?</w:t>
-      </w:r>
-    </w:p>
-    <w:p>
-      <w:pPr>
-        <w:pStyle w:val="BodyText"/>
-      </w:pPr>
-      <w:r>
-        <w:t xml:space="preserve">ALEKSEY: «Когда президент свободен? Я хочу приехать. Посоветоваться». Без повода. С поводом.</w:t>
-      </w:r>
-    </w:p>
-    <w:p>
-      <w:pPr>
-        <w:pStyle w:val="BodyText"/>
-      </w:pPr>
-      <w:r>
-        <w:t xml:space="preserve">KIRILL: Отправляйте. Я подожду. Мне теперь не тяжело.</w:t>
+        <w:t xml:space="preserve">KIRILL: Алексей Николаевич, можно я скажу одну вещь, пока дядя не слышит?</w:t>
+      </w:r>
+    </w:p>
+    <w:p>
+      <w:pPr>
+        <w:pStyle w:val="BodyText"/>
+      </w:pPr>
+      <w:r>
+        <w:t xml:space="preserve">ALEKSEY: Говори, конечно, дорога у нас длинная.</w:t>
+      </w:r>
+    </w:p>
+    <w:p>
+      <w:pPr>
+        <w:pStyle w:val="BodyText"/>
+      </w:pPr>
+      <w:r>
+        <w:t xml:space="preserve">KIRILL: В среду мне звонили из «Северной Фармы», кадровик. Предлагали должность руководителя продаж по Сибири.</w:t>
+      </w:r>
+    </w:p>
+    <w:p>
+      <w:pPr>
+        <w:pStyle w:val="BodyText"/>
+      </w:pPr>
+      <w:r>
+        <w:t xml:space="preserve">ALEKSEY: И какую зарплату они тебе предложили?</w:t>
+      </w:r>
+    </w:p>
+    <w:p>
+      <w:pPr>
+        <w:pStyle w:val="BodyText"/>
+      </w:pPr>
+      <w:r>
+        <w:t xml:space="preserve">KIRILL: Вдвое больше, плюс процент и машина. Я ответил: «Я не племянник Волкова», но она не поняла.</w:t>
+      </w:r>
+    </w:p>
+    <w:p>
+      <w:pPr>
+        <w:pStyle w:val="BodyText"/>
+      </w:pPr>
+      <w:r>
+        <w:t xml:space="preserve">ALEKSEY: А почему ты мне сейчас об этом рассказываешь?</w:t>
+      </w:r>
+    </w:p>
+    <w:p>
+      <w:pPr>
+        <w:pStyle w:val="BodyText"/>
+      </w:pPr>
+      <w:r>
+        <w:t xml:space="preserve">KIRILL: Потому что они звонят не только мне, но и Паше со Светой. А те сказали: «Подумаем».</w:t>
+      </w:r>
+    </w:p>
+    <w:p>
+      <w:pPr>
+        <w:pStyle w:val="BodyText"/>
+      </w:pPr>
+      <w:r>
+        <w:t xml:space="preserve">ALEKSEY: Пусть подумают, это нормально. Им страшно, а дяди у них нет.</w:t>
+      </w:r>
+    </w:p>
+    <w:p>
+      <w:pPr>
+        <w:pStyle w:val="BodyText"/>
+      </w:pPr>
+      <w:r>
+        <w:t xml:space="preserve">KIRILL: У меня тоже больше нет. Я сегодня отказался от дяди, от его денег, и это странное чувство.</w:t>
+      </w:r>
+    </w:p>
+    <w:p>
+      <w:pPr>
+        <w:pStyle w:val="BodyText"/>
+      </w:pPr>
+      <w:r>
+        <w:t xml:space="preserve">ALEKSEY: Странное? А какое оно, если описать?</w:t>
+      </w:r>
+    </w:p>
+    <w:p>
+      <w:pPr>
+        <w:pStyle w:val="BodyText"/>
+      </w:pPr>
+      <w:r>
+        <w:t xml:space="preserve">KIRILL: Лёгкое, как будто я снял рюкзак, который нёс пять лет.</w:t>
+      </w:r>
+    </w:p>
+    <w:p>
+      <w:pPr>
+        <w:pStyle w:val="BodyText"/>
+      </w:pPr>
+      <w:r>
+        <w:t xml:space="preserve">ALEKSEY: Тогда неси поменьше. Остановись у заправки, пожалуйста, я напишу Доюну.</w:t>
+      </w:r>
+    </w:p>
+    <w:p>
+      <w:pPr>
+        <w:pStyle w:val="BodyText"/>
+      </w:pPr>
+      <w:r>
+        <w:t xml:space="preserve">KIRILL: А что вы ему напишете, если не секрет?</w:t>
+      </w:r>
+    </w:p>
+    <w:p>
+      <w:pPr>
+        <w:pStyle w:val="BodyText"/>
+      </w:pPr>
+      <w:r>
+        <w:t xml:space="preserve">ALEKSEY: «Когда президент свободен? Я хочу приехать посоветоваться». Без повода, но на самом деле с поводом.</w:t>
+      </w:r>
+    </w:p>
+    <w:p>
+      <w:pPr>
+        <w:pStyle w:val="BodyText"/>
+      </w:pPr>
+      <w:r>
+        <w:t xml:space="preserve">KIRILL: Отправляйте, я подожду. Мне теперь совсем не тяжело.</w:t>
       </w:r>
     </w:p>
     <w:p>
@@ -3222,7 +3222,7 @@
         <w:t xml:space="preserve">“</w:t>
       </w:r>
       <w:r>
-        <w:t xml:space="preserve">Тогда я продам вместе с вами. И не обижусь. Слышишь? Ни на день не обижусь. Я своё слово дал: отдельно не продам. Это моё. А продать всё вместе — это ваше решение, не моё. Вы её строили ночами. Я только деньги дал. Днём.</w:t>
+        <w:t xml:space="preserve">Тогда я продам вместе с вами и не обижусь. Слышишь? Ни на один день не обижусь. Я своё слово дал: отдельно не продам, и это моё. А продать всё вместе — это ваше решение, не моё. Вы её строили ночами, а я только деньги дал, и то днём.</w:t>
       </w:r>
       <w:r>
         <w:t xml:space="preserve">”</w:t>
@@ -3302,19 +3302,19 @@
               <w:jc w:val="left"/>
             </w:pPr>
             <w:r>
-              <w:t xml:space="preserve">Тогда я продам вместе с вами.</w:t>
-            </w:r>
-          </w:p>
-        </w:tc>
-        <w:tc>
-          <w:tcPr/>
-          <w:p>
-            <w:pPr>
-              <w:pStyle w:val="Compact"/>
-              <w:jc w:val="left"/>
-            </w:pPr>
-            <w:r>
-              <w:t xml:space="preserve">조건부 동의</w:t>
+              <w:t xml:space="preserve">Тогда я продам вместе с вами и не обижусь.</w:t>
+            </w:r>
+          </w:p>
+        </w:tc>
+        <w:tc>
+          <w:tcPr/>
+          <w:p>
+            <w:pPr>
+              <w:pStyle w:val="Compact"/>
+              <w:jc w:val="left"/>
+            </w:pPr>
+            <w:r>
+              <w:t xml:space="preserve">조건부 동의 + 감정 배제</w:t>
             </w:r>
           </w:p>
         </w:tc>
@@ -3328,19 +3328,19 @@
               <w:jc w:val="left"/>
             </w:pPr>
             <w:r>
-              <w:t xml:space="preserve">② 감정 배제</w:t>
-            </w:r>
-          </w:p>
-        </w:tc>
-        <w:tc>
-          <w:tcPr/>
-          <w:p>
-            <w:pPr>
-              <w:pStyle w:val="Compact"/>
-              <w:jc w:val="left"/>
-            </w:pPr>
-            <w:r>
-              <w:t xml:space="preserve">И не обижусь… Ни на день не обижусь.</w:t>
+              <w:t xml:space="preserve">② 강조</w:t>
+            </w:r>
+          </w:p>
+        </w:tc>
+        <w:tc>
+          <w:tcPr/>
+          <w:p>
+            <w:pPr>
+              <w:pStyle w:val="Compact"/>
+              <w:jc w:val="left"/>
+            </w:pPr>
+            <w:r>
+              <w:t xml:space="preserve">Слышишь? Ни на один день не обижусь.</w:t>
             </w:r>
           </w:p>
         </w:tc>
@@ -3378,7 +3378,7 @@
               <w:jc w:val="left"/>
             </w:pPr>
             <w:r>
-              <w:t xml:space="preserve">Я своё слово дал: отдельно не продам. Это моё.</w:t>
+              <w:t xml:space="preserve">Я своё слово дал: отдельно не продам, и это моё.</w:t>
             </w:r>
           </w:p>
         </w:tc>
@@ -3454,19 +3454,19 @@
               <w:jc w:val="left"/>
             </w:pPr>
             <w:r>
-              <w:t xml:space="preserve">Вы её строили ночами. Я только деньги дал. Днём.</w:t>
-            </w:r>
-          </w:p>
-        </w:tc>
-        <w:tc>
-          <w:tcPr/>
-          <w:p>
-            <w:pPr>
-              <w:pStyle w:val="Compact"/>
-              <w:jc w:val="left"/>
-            </w:pPr>
-            <w:r>
-              <w:t xml:space="preserve">밤/낮 대비 은유</w:t>
+              <w:t xml:space="preserve">Вы её строили ночами, а я только деньги дал, и то днём.</w:t>
+            </w:r>
+          </w:p>
+        </w:tc>
+        <w:tc>
+          <w:tcPr/>
+          <w:p>
+            <w:pPr>
+              <w:pStyle w:val="Compact"/>
+              <w:jc w:val="left"/>
+            </w:pPr>
+            <w:r>
+              <w:t xml:space="preserve">а 대조 + и то(그나마) — 밤/낮 은유</w:t>
             </w:r>
           </w:p>
         </w:tc>
@@ -3490,7 +3490,7 @@
         <w:t xml:space="preserve">“</w:t>
       </w:r>
       <w:r>
-        <w:t xml:space="preserve">Тогда я … вместе с вами. И не …. Я своё слово дал: …. А … — это ваше решение, не моё.</w:t>
+        <w:t xml:space="preserve">Тогда я … вместе с вами и не …. Я своё слово дал: …, и это моё. А … — это ваше решение, не моё. Вы …, а я только …, и то ….</w:t>
       </w:r>
       <w:r>
         <w:t xml:space="preserve">”</w:t>
@@ -3509,7 +3509,7 @@
         <w:t xml:space="preserve"> </w:t>
       </w:r>
       <w:r>
-        <w:t xml:space="preserve">тогда · а · только</w:t>
+        <w:t xml:space="preserve">тогда · а · только · и то(그것도, 그나마)</w:t>
       </w:r>
       <w:r>
         <w:t xml:space="preserve"> </w:t>
@@ -3525,7 +3525,7 @@
         <w:t xml:space="preserve"> </w:t>
       </w:r>
       <w:r>
-        <w:t xml:space="preserve">투자자로서 창업자의 결정을 존중하겠다고 말하는 30~40단어 발화.</w:t>
+        <w:t xml:space="preserve">투자자로서 창업자의 결정을 존중하겠다고 말하는 35~60단어 발화.</w:t>
       </w:r>
     </w:p>
     <w:bookmarkEnd w:id="30"/>
@@ -3974,119 +3974,119 @@
         <w:pStyle w:val="FirstParagraph"/>
       </w:pPr>
       <w:r>
-        <w:t xml:space="preserve">보리스: 왔군. 혼자. 좋아. 사과나무 아래 앉아. 오늘은 바냐 안 데웠어. 바냐에서 할 얘기가 아니야.</w:t>
-      </w:r>
-    </w:p>
-    <w:p>
-      <w:pPr>
-        <w:pStyle w:val="BodyText"/>
-      </w:pPr>
-      <w:r>
-        <w:t xml:space="preserve">알렉세이: 보리스 이고레비치, 「내 얘기」라고 하셨죠. 듣겠습니다.</w:t>
-      </w:r>
-    </w:p>
-    <w:p>
-      <w:pPr>
-        <w:pStyle w:val="BodyText"/>
-      </w:pPr>
-      <w:r>
-        <w:t xml:space="preserve">보리스: 먼저 — 사과. 안토노프카. 마지막 주야. 그다음엔 가게에서나 사지. 먹어.</w:t>
-      </w:r>
-    </w:p>
-    <w:p>
-      <w:pPr>
-        <w:pStyle w:val="BodyText"/>
-      </w:pPr>
-      <w:r>
-        <w:t xml:space="preserve">알렉세이: 시네요. 소스놉카 사과처럼.</w:t>
-      </w:r>
-    </w:p>
-    <w:p>
-      <w:pPr>
-        <w:pStyle w:val="BodyText"/>
-      </w:pPr>
-      <w:r>
-        <w:t xml:space="preserve">보리스: 그래. 거기서부터 시작하지. 소스놉카. 장례식에 갔었어. 뒤쪽에 서 있었지. 넌 날 못 봤고.</w:t>
-      </w:r>
-    </w:p>
-    <w:p>
-      <w:pPr>
-        <w:pStyle w:val="BodyText"/>
-      </w:pPr>
-      <w:r>
-        <w:t xml:space="preserve">알렉세이: 못 뵀어요. 죄송해요.</w:t>
-      </w:r>
-    </w:p>
-    <w:p>
-      <w:pPr>
-        <w:pStyle w:val="BodyText"/>
-      </w:pPr>
-      <w:r>
-        <w:t xml:space="preserve">보리스: 죄송할 거 없어. 사람 수를 셌어. 버릇이지. 211명. 시골 펠드셰르. 돈도 없고, 직함도 없는.</w:t>
-      </w:r>
-    </w:p>
-    <w:p>
-      <w:pPr>
-        <w:pStyle w:val="BodyText"/>
-      </w:pPr>
-      <w:r>
-        <w:t xml:space="preserve">알렉세이: 할머니가 그분들을 다 치료하셨어요. 40년을.</w:t>
-      </w:r>
-    </w:p>
-    <w:p>
-      <w:pPr>
-        <w:pStyle w:val="BodyText"/>
-      </w:pPr>
-      <w:r>
-        <w:t xml:space="preserve">보리스: 알아. 그런데 그러다 생각했지: 나한테는 몇 명이 올까? 스무 명. 전부 — 계산기를 들고.</w:t>
-      </w:r>
-    </w:p>
-    <w:p>
-      <w:pPr>
-        <w:pStyle w:val="BodyText"/>
-      </w:pPr>
-      <w:r>
-        <w:t xml:space="preserve">알렉세이: 보리스 이고레비치…</w:t>
-      </w:r>
-    </w:p>
-    <w:p>
-      <w:pPr>
-        <w:pStyle w:val="BodyText"/>
-      </w:pPr>
-      <w:r>
-        <w:t xml:space="preserve">보리스: 위로하지 마. 불평하는 게 아니야. 계산하는 거지. 그게 내가 제일 잘하는 거니까. 돌아오는 길에 계산해 보니 이래: 나는 예순아홉. 아내 없음. 자식 없음. 나타샤, 여동생이 있고. 그 애 아들 키릴이 있고. 그게 내 관 앞의 줄 전부야.</w:t>
-      </w:r>
-    </w:p>
-    <w:p>
-      <w:pPr>
-        <w:pStyle w:val="BodyText"/>
-      </w:pPr>
-      <w:r>
-        <w:t xml:space="preserve">알렉세이: 그리고 지주회사가 있죠.</w:t>
-      </w:r>
-    </w:p>
-    <w:p>
-      <w:pPr>
-        <w:pStyle w:val="BodyText"/>
-      </w:pPr>
-      <w:r>
-        <w:t xml:space="preserve">보리스: 그리고 지주회사. 아직은. 나 사업에서 나간다, 알렉세이. 전부에서. 새해 전에.</w:t>
-      </w:r>
-    </w:p>
-    <w:p>
-      <w:pPr>
-        <w:pStyle w:val="BodyText"/>
-      </w:pPr>
-      <w:r>
-        <w:t xml:space="preserve">알렉세이: 전부에서요? 건설, 창고, 클리닉까지요?</w:t>
-      </w:r>
-    </w:p>
-    <w:p>
-      <w:pPr>
-        <w:pStyle w:val="BodyText"/>
-      </w:pPr>
-      <w:r>
-        <w:t xml:space="preserve">보리스: 전부. 레프 마르코비치가 이미 협상 중이야. 은행이랑. 볼코프 말고. 볼코프한텐 헛간도 안 팔아.</w:t>
+        <w:t xml:space="preserve">보리스: 왔군, 그것도 혼자. 좋아. 사과나무 아래 앉아. 오늘은 바냐 안 데웠어, 바냐에서 할 얘기가 아니니까.</w:t>
+      </w:r>
+    </w:p>
+    <w:p>
+      <w:pPr>
+        <w:pStyle w:val="BodyText"/>
+      </w:pPr>
+      <w:r>
+        <w:t xml:space="preserve">알렉세이: 보리스 이고레비치, 「내 얘기」를 하고 싶다고 하셨죠. 듣겠습니다.</w:t>
+      </w:r>
+    </w:p>
+    <w:p>
+      <w:pPr>
+        <w:pStyle w:val="BodyText"/>
+      </w:pPr>
+      <w:r>
+        <w:t xml:space="preserve">보리스: 먼저 사과. 안토노프카야, 마지막 주지. 그다음엔 가게에서나 살 수 있어. 먹어, 사양하지 말고.</w:t>
+      </w:r>
+    </w:p>
+    <w:p>
+      <w:pPr>
+        <w:pStyle w:val="BodyText"/>
+      </w:pPr>
+      <w:r>
+        <w:t xml:space="preserve">알렉세이: 시네요. 제가 할머니 댁에서 자란 소스놉카 사과처럼요.</w:t>
+      </w:r>
+    </w:p>
+    <w:p>
+      <w:pPr>
+        <w:pStyle w:val="BodyText"/>
+      </w:pPr>
+      <w:r>
+        <w:t xml:space="preserve">보리스: 바로 거기서부터 시작하지, 소스놉카. 장례식에 갔었어. 뒤쪽에 서 있었으니 넌 날 못 봤지.</w:t>
+      </w:r>
+    </w:p>
+    <w:p>
+      <w:pPr>
+        <w:pStyle w:val="BodyText"/>
+      </w:pPr>
+      <w:r>
+        <w:t xml:space="preserve">알렉세이: 네, 못 뵀어요. 죄송해요, 그때는 아무도 눈에 안 들어왔어요.</w:t>
+      </w:r>
+    </w:p>
+    <w:p>
+      <w:pPr>
+        <w:pStyle w:val="BodyText"/>
+      </w:pPr>
+      <w:r>
+        <w:t xml:space="preserve">보리스: 죄송할 거 없어. 사람 수를 셌어, 버릇이지. 돈도 직함도 없던 시골 펠드셰르에게 211명이 왔더군.</w:t>
+      </w:r>
+    </w:p>
+    <w:p>
+      <w:pPr>
+        <w:pStyle w:val="BodyText"/>
+      </w:pPr>
+      <w:r>
+        <w:t xml:space="preserve">알렉세이: 할머니가 그분들을 다 치료하셨어요, 40년 동안.</w:t>
+      </w:r>
+    </w:p>
+    <w:p>
+      <w:pPr>
+        <w:pStyle w:val="BodyText"/>
+      </w:pPr>
+      <w:r>
+        <w:t xml:space="preserve">보리스: 알아. 그런데 그러다 생각했지: 나한테는 몇 명이 올까? 스무 명쯤, 전부 계산기를 들고.</w:t>
+      </w:r>
+    </w:p>
+    <w:p>
+      <w:pPr>
+        <w:pStyle w:val="BodyText"/>
+      </w:pPr>
+      <w:r>
+        <w:t xml:space="preserve">알렉세이: 보리스 이고레비치, 왜 자신에 대해 그렇게 말씀하세요…</w:t>
+      </w:r>
+    </w:p>
+    <w:p>
+      <w:pPr>
+        <w:pStyle w:val="BodyText"/>
+      </w:pPr>
+      <w:r>
+        <w:t xml:space="preserve">보리스: 위로하지 마. 불평하는 게 아니라 계산하는 거야, 그게 내가 제일 잘하는 거니까. 돌아오는 길에 계산해 보니 이래: 나는 예순아홉, 아내 없음, 자식 없음. 여동생 나타샤가 있고, 그 애 아들 키릴이 있고. 그게 내 관 앞의 줄 전부야.</w:t>
+      </w:r>
+    </w:p>
+    <w:p>
+      <w:pPr>
+        <w:pStyle w:val="BodyText"/>
+      </w:pPr>
+      <w:r>
+        <w:t xml:space="preserve">알렉세이: 그리고 지주회사도 있잖아요, 잊지 마세요.</w:t>
+      </w:r>
+    </w:p>
+    <w:p>
+      <w:pPr>
+        <w:pStyle w:val="BodyText"/>
+      </w:pPr>
+      <w:r>
+        <w:t xml:space="preserve">보리스: 그리고 지주회사, 하지만 아직은. 나 사업에서 나간다, 알렉세이. 전부에서, 새해 전에.</w:t>
+      </w:r>
+    </w:p>
+    <w:p>
+      <w:pPr>
+        <w:pStyle w:val="BodyText"/>
+      </w:pPr>
+      <w:r>
+        <w:t xml:space="preserve">알렉세이: 한꺼번에 전부요? 건설도, 창고도, 클리닉도요?</w:t>
+      </w:r>
+    </w:p>
+    <w:p>
+      <w:pPr>
+        <w:pStyle w:val="BodyText"/>
+      </w:pPr>
+      <w:r>
+        <w:t xml:space="preserve">보리스: 전부. 레프 마르코비치가 이미 은행이랑 협상 중이야. 볼코프 말고. 볼코프한텐 헛간도 안 팔아.</w:t>
       </w:r>
     </w:p>
     <w:bookmarkEnd w:id="33"/>
@@ -4104,247 +4104,247 @@
         <w:pStyle w:val="FirstParagraph"/>
       </w:pPr>
       <w:r>
-        <w:t xml:space="preserve">레프: 알렉세이, 안녕하세요. 이리나가 저를 늙은 여우라고 부르죠. 맞는 말이에요. 앉으세요. 서류 여기 있어요.</w:t>
-      </w:r>
-    </w:p>
-    <w:p>
-      <w:pPr>
-        <w:pStyle w:val="BodyText"/>
-      </w:pPr>
-      <w:r>
-        <w:t xml:space="preserve">알렉세이: 이게 뭐죠, 레프 마르코비치?</w:t>
-      </w:r>
-    </w:p>
-    <w:p>
-      <w:pPr>
-        <w:pStyle w:val="BodyText"/>
-      </w:pPr>
-      <w:r>
-        <w:t xml:space="preserve">레프: 엑시트 계획. 지주회사는 은행으로 갑니다. 통째로. 자산 하나만 빼고. 「모스트」 지분 20퍼센트. 은행은 그게 필요 없대요.</w:t>
-      </w:r>
-    </w:p>
-    <w:p>
-      <w:pPr>
-        <w:pStyle w:val="BodyText"/>
-      </w:pPr>
-      <w:r>
-        <w:t xml:space="preserve">보리스: 은행은 필요 없대. 나는 — 필요하고. 그런데 난 영원히 살지 않아. 질문: 그걸 어떻게 할까?</w:t>
-      </w:r>
-    </w:p>
-    <w:p>
-      <w:pPr>
-        <w:pStyle w:val="BodyText"/>
-      </w:pPr>
-      <w:r>
-        <w:t xml:space="preserve">알렉세이: 선택지는 셋인 것 같아요. 볼코프. 키릴. 아니면 우리.</w:t>
-      </w:r>
-    </w:p>
-    <w:p>
-      <w:pPr>
-        <w:pStyle w:val="BodyText"/>
-      </w:pPr>
-      <w:r>
-        <w:t xml:space="preserve">레프: 똑똑하시네요. 이리나가 경고하더군요. 첫째 — 볼코프. 다 같이 팔면 — 보리스는 8억을 받아요. 빠르고. 깔끔하고. 위험도 없고.</w:t>
-      </w:r>
-    </w:p>
-    <w:p>
-      <w:pPr>
-        <w:pStyle w:val="BodyText"/>
-      </w:pPr>
-      <w:r>
-        <w:t xml:space="preserve">보리스: 나한테는 위험이 없지. 너한텐 — 위험이고. 판지한테도.</w:t>
-      </w:r>
-    </w:p>
-    <w:p>
-      <w:pPr>
-        <w:pStyle w:val="BodyText"/>
-      </w:pPr>
-      <w:r>
-        <w:t xml:space="preserve">레프: 둘째 — 키릴에게 증여. 세금은 최소, 가까운 친척이니까. 그런데 키릴은 「모스트」의 매니저예요. 지분 20퍼센트를 가진 직원. 1년 뒤면 이사회에 앉아서 자기 대표에게 얼마를 줄지 정하겠죠. 자기를 가르친 팀장 드미트리에게도요.</w:t>
-      </w:r>
-    </w:p>
-    <w:p>
-      <w:pPr>
-        <w:pStyle w:val="BodyText"/>
-      </w:pPr>
-      <w:r>
-        <w:t xml:space="preserve">알렉세이: 올가가 그러겠죠: 이해 충돌. 윤리 강령 3항.</w:t>
-      </w:r>
-    </w:p>
-    <w:p>
-      <w:pPr>
-        <w:pStyle w:val="BodyText"/>
-      </w:pPr>
-      <w:r>
-        <w:t xml:space="preserve">레프: 올가가 그러겠죠. 그리고 옳고요, 나라도 그렇게 말할 거예요. 셋째 — 매입. 창업자들이 구사로바 평가대로 보리스의 지분을 사는 거예요, 이리나가 어젯밤에 보내 줬어요. 31억의 20퍼센트 — 6억 2천만. 이게 공정한 가격이에요. 볼코프식 말고.</w:t>
-      </w:r>
-    </w:p>
-    <w:p>
-      <w:pPr>
-        <w:pStyle w:val="BodyText"/>
-      </w:pPr>
-      <w:r>
-        <w:t xml:space="preserve">알렉세이: 6억 2천만. 우리한텐 그런 돈이 없어요. 셋이 합쳐도.</w:t>
-      </w:r>
-    </w:p>
-    <w:p>
-      <w:pPr>
-        <w:pStyle w:val="BodyText"/>
-      </w:pPr>
-      <w:r>
-        <w:t xml:space="preserve">보리스: 알아. 그래서 부른 거야. 돈은 — 핵심 질문이 아니야. 핵심은 — 네가 원하느냐야.</w:t>
-      </w:r>
-    </w:p>
-    <w:p>
-      <w:pPr>
-        <w:pStyle w:val="BodyText"/>
-      </w:pPr>
-      <w:r>
-        <w:t xml:space="preserve">레프: 구조는 이래요. 5년 분할 상환. 배당금과, 미래 매출을 담보로 한 은행 대출로 갚는 거죠. 다 갚을 때까지 — 보리스는 이사회에 남아요. 회사 매각에 대한 거부권을 가지고. 어떤 매수인에게든. 볼코프 포함. 당신들 자신 포함.</w:t>
-      </w:r>
-    </w:p>
-    <w:p>
-      <w:pPr>
-        <w:pStyle w:val="BodyText"/>
-      </w:pPr>
-      <w:r>
-        <w:t xml:space="preserve">알렉세이: 그러면 — 보리스 이고레비치가 1억 8천만을 잃는 거예요. 볼코프와 비교하면.</w:t>
-      </w:r>
-    </w:p>
-    <w:p>
-      <w:pPr>
-        <w:pStyle w:val="BodyText"/>
-      </w:pPr>
-      <w:r>
-        <w:t xml:space="preserve">레프: 1억 8천. 더하기 5년의 위험. 변호사로서 — 반대해요. 적어 둡니다.</w:t>
-      </w:r>
-    </w:p>
-    <w:p>
-      <w:pPr>
-        <w:pStyle w:val="BodyText"/>
-      </w:pPr>
-      <w:r>
-        <w:t xml:space="preserve">보리스: 적어. 20년째 적고 있잖아. 난 20년째 반대로 하고. 아직 살아 있고.</w:t>
-      </w:r>
-    </w:p>
-    <w:p>
-      <w:pPr>
-        <w:pStyle w:val="BodyText"/>
-      </w:pPr>
-      <w:r>
-        <w:t xml:space="preserve">레프: 보리스, 넌 확신할 때 반대로 하지. 지금 확신해?</w:t>
-      </w:r>
-    </w:p>
-    <w:p>
-      <w:pPr>
-        <w:pStyle w:val="BodyText"/>
-      </w:pPr>
-      <w:r>
-        <w:t xml:space="preserve">보리스: 1억 8천은 — 빗자루 든 바냐 값이야. 기억나, 레프? 99년. 너 울었잖아.</w:t>
-      </w:r>
-    </w:p>
-    <w:p>
-      <w:pPr>
-        <w:pStyle w:val="BodyText"/>
-      </w:pPr>
-      <w:r>
-        <w:t xml:space="preserve">레프: 안 울었어. 증기가 셌던 거지.</w:t>
-      </w:r>
-    </w:p>
-    <w:p>
-      <w:pPr>
-        <w:pStyle w:val="BodyText"/>
-      </w:pPr>
-      <w:r>
-        <w:t xml:space="preserve">보리스: 셌지. 내가 직접 끼얹었으니까.</w:t>
-      </w:r>
-    </w:p>
-    <w:p>
-      <w:pPr>
-        <w:pStyle w:val="BodyText"/>
-      </w:pPr>
-      <w:r>
-        <w:t xml:space="preserve">레프: 그러니까 운 거지.</w:t>
-      </w:r>
-    </w:p>
-    <w:p>
-      <w:pPr>
-        <w:pStyle w:val="BodyText"/>
-      </w:pPr>
-      <w:r>
-        <w:t xml:space="preserve">알렉세이: 보리스 이고레비치, 너그러우세요. 너무 너그러우세요. 저 혼자서 받을 순 없어요.</w:t>
-      </w:r>
-    </w:p>
-    <w:p>
-      <w:pPr>
-        <w:pStyle w:val="BodyText"/>
-      </w:pPr>
-      <w:r>
-        <w:t xml:space="preserve">보리스: 너 혼자 받지 마. 셋을 위해 받아. 이리나는 나가고 싶어 해. 알아. 레프가 말했어.</w:t>
-      </w:r>
-    </w:p>
-    <w:p>
-      <w:pPr>
-        <w:pStyle w:val="BodyText"/>
-      </w:pPr>
-      <w:r>
-        <w:t xml:space="preserve">레프: 안 했어. 지쳤다고 했지. 그건 다른 거야.</w:t>
-      </w:r>
-    </w:p>
-    <w:p>
-      <w:pPr>
-        <w:pStyle w:val="BodyText"/>
-      </w:pPr>
-      <w:r>
-        <w:t xml:space="preserve">보리스: 나한텐 — 같은 거야. 이리나가 나가고 싶으면 — 그 20퍼센트도 누군가 사겠지. 그리고 너와 올가의 60은 — 남고. 그러니까 필요한 건 회사 전체를 살 사람이 아니야. 40퍼센트 파트너야. 내 것과 그 애 것.</w:t>
-      </w:r>
-    </w:p>
-    <w:p>
-      <w:pPr>
-        <w:pStyle w:val="BodyText"/>
-      </w:pPr>
-      <w:r>
-        <w:t xml:space="preserve">알렉세이: 40퍼센트 파트너. 판지를 건드리지 않을.</w:t>
-      </w:r>
-    </w:p>
-    <w:p>
-      <w:pPr>
-        <w:pStyle w:val="BodyText"/>
-      </w:pPr>
-      <w:r>
-        <w:t xml:space="preserve">보리스: 건드리지 않을. 그리고 돈이 있는. 그리고 인내가 있는. 볼코프식 인내 말고. 다른 거.</w:t>
-      </w:r>
-    </w:p>
-    <w:p>
-      <w:pPr>
-        <w:pStyle w:val="BodyText"/>
-      </w:pPr>
-      <w:r>
-        <w:t xml:space="preserve">알렉세이: 그런 사람은 없어요.</w:t>
-      </w:r>
-    </w:p>
-    <w:p>
-      <w:pPr>
-        <w:pStyle w:val="BodyText"/>
-      </w:pPr>
-      <w:r>
-        <w:t xml:space="preserve">보리스: 있어. 엉뚱한 데서 찾는 거지. 생각해 봐: 네가 힘들 때 제일 먼저 전화하는 사람이 누구야?</w:t>
-      </w:r>
-    </w:p>
-    <w:p>
-      <w:pPr>
-        <w:pStyle w:val="BodyText"/>
-      </w:pPr>
-      <w:r>
-        <w:t xml:space="preserve">알렉세이: 도윤이요. 새벽 5시에. 서울에서.</w:t>
-      </w:r>
-    </w:p>
-    <w:p>
-      <w:pPr>
-        <w:pStyle w:val="BodyText"/>
-      </w:pPr>
-      <w:r>
-        <w:t xml:space="preserve">보리스: 그럼 도윤 뒤엔 누가 있지?</w:t>
+        <w:t xml:space="preserve">레프: 알렉세이, 안녕하세요. 이리나가 저를 늙은 여우라고 부르는데, 맞는 말이에요. 앉으세요, 서류 여기 있어요.</w:t>
+      </w:r>
+    </w:p>
+    <w:p>
+      <w:pPr>
+        <w:pStyle w:val="BodyText"/>
+      </w:pPr>
+      <w:r>
+        <w:t xml:space="preserve">알렉세이: 이건 무슨 서류죠, 레프 마르코비치?</w:t>
+      </w:r>
+    </w:p>
+    <w:p>
+      <w:pPr>
+        <w:pStyle w:val="BodyText"/>
+      </w:pPr>
+      <w:r>
+        <w:t xml:space="preserve">레프: 엑시트 계획이에요. 지주회사는 통째로 은행으로 가요. 자산 하나, 「모스트」 지분 20퍼센트만 빼고요. 은행은 그게 필요 없대요.</w:t>
+      </w:r>
+    </w:p>
+    <w:p>
+      <w:pPr>
+        <w:pStyle w:val="BodyText"/>
+      </w:pPr>
+      <w:r>
+        <w:t xml:space="preserve">보리스: 은행은 필요 없고, 나는 필요해. 그런데 난 영원히 살지 않으니까 질문은 간단해: 그걸 어떻게 할까?</w:t>
+      </w:r>
+    </w:p>
+    <w:p>
+      <w:pPr>
+        <w:pStyle w:val="BodyText"/>
+      </w:pPr>
+      <w:r>
+        <w:t xml:space="preserve">알렉세이: 선택지는 셋인 것 같아요: 볼코프, 키릴, 아니면 우리.</w:t>
+      </w:r>
+    </w:p>
+    <w:p>
+      <w:pPr>
+        <w:pStyle w:val="BodyText"/>
+      </w:pPr>
+      <w:r>
+        <w:t xml:space="preserve">레프: 똑똑하시네요, 이리나가 경고하더군요. 첫째는 볼코프. 다 같이 팔면 보리스는 8억을 받아요: 빠르고, 깔끔하고, 위험도 없고.</w:t>
+      </w:r>
+    </w:p>
+    <w:p>
+      <w:pPr>
+        <w:pStyle w:val="BodyText"/>
+      </w:pPr>
+      <w:r>
+        <w:t xml:space="preserve">보리스: 나한테는 위험이 없지. 너한텐 위험이고, 판지한테도 그렇고.</w:t>
+      </w:r>
+    </w:p>
+    <w:p>
+      <w:pPr>
+        <w:pStyle w:val="BodyText"/>
+      </w:pPr>
+      <w:r>
+        <w:t xml:space="preserve">레프: 둘째는 키릴에게 증여하는 거예요. 가까운 친척이라 세금은 최소예요. 그런데 키릴은 「모스트」의 매니저, 즉 지분 20퍼센트를 가진 직원이 되는 거죠. 1년 뒤면 이사회에 앉아서 자기 대표에게 얼마를 줄지 정하고, 자기를 가르친 팀장 드미트리에게도 그렇게 하겠죠.</w:t>
+      </w:r>
+    </w:p>
+    <w:p>
+      <w:pPr>
+        <w:pStyle w:val="BodyText"/>
+      </w:pPr>
+      <w:r>
+        <w:t xml:space="preserve">알렉세이: 올가가 당장 그러겠죠: 이해 충돌, 윤리 강령 3항.</w:t>
+      </w:r>
+    </w:p>
+    <w:p>
+      <w:pPr>
+        <w:pStyle w:val="BodyText"/>
+      </w:pPr>
+      <w:r>
+        <w:t xml:space="preserve">레프: 올가가 그러겠죠, 그리고 옳고요. 나라도 그렇게 말할 거예요. 셋째는 매입이에요. 창업자들이 이리나가 어젯밤 보내 준 구사로바 평가대로 보리스의 지분을 사는 거죠. 31억의 20퍼센트면 6억 2천만. 볼코프식이 아닌, 공정한 가격이에요.</w:t>
+      </w:r>
+    </w:p>
+    <w:p>
+      <w:pPr>
+        <w:pStyle w:val="BodyText"/>
+      </w:pPr>
+      <w:r>
+        <w:t xml:space="preserve">알렉세이: 6억 2천만이요? 우리한텐 그런 돈이 없어요, 셋이 합쳐도요.</w:t>
+      </w:r>
+    </w:p>
+    <w:p>
+      <w:pPr>
+        <w:pStyle w:val="BodyText"/>
+      </w:pPr>
+      <w:r>
+        <w:t xml:space="preserve">보리스: 알아, 그래서 부른 거야. 돈은 핵심 질문이 아니야. 핵심은 네가 그걸 원하느냐야.</w:t>
+      </w:r>
+    </w:p>
+    <w:p>
+      <w:pPr>
+        <w:pStyle w:val="BodyText"/>
+      </w:pPr>
+      <w:r>
+        <w:t xml:space="preserve">레프: 구조는 이래요: 5년 분할 상환. 배당금과, 미래 매출을 담보로 한 은행 대출로 갚는 거죠. 다 갚을 때까지 보리스는 이사회에 남아요. 회사 매각에 대한 거부권을 가지고, 어떤 매수인에게든. 볼코프 포함, 당신들 자신 포함.</w:t>
+      </w:r>
+    </w:p>
+    <w:p>
+      <w:pPr>
+        <w:pStyle w:val="BodyText"/>
+      </w:pPr>
+      <w:r>
+        <w:t xml:space="preserve">알렉세이: 그런데 그러면 보리스 이고레비치가 볼코프와 비교해 1억 8천만을 잃는 거잖아요.</w:t>
+      </w:r>
+    </w:p>
+    <w:p>
+      <w:pPr>
+        <w:pStyle w:val="BodyText"/>
+      </w:pPr>
+      <w:r>
+        <w:t xml:space="preserve">레프: 1억 8천, 더하기 5년의 위험. 변호사로서 반대하고, 그걸 적어 둡니다.</w:t>
+      </w:r>
+    </w:p>
+    <w:p>
+      <w:pPr>
+        <w:pStyle w:val="BodyText"/>
+      </w:pPr>
+      <w:r>
+        <w:t xml:space="preserve">보리스: 적어. 넌 20년째 적고, 난 20년째 반대로 하고, 보다시피 아직 살아 있지.</w:t>
+      </w:r>
+    </w:p>
+    <w:p>
+      <w:pPr>
+        <w:pStyle w:val="BodyText"/>
+      </w:pPr>
+      <w:r>
+        <w:t xml:space="preserve">레프: 보리스, 넌 확신할 때 반대로 하지. 지금은 확신해?</w:t>
+      </w:r>
+    </w:p>
+    <w:p>
+      <w:pPr>
+        <w:pStyle w:val="BodyText"/>
+      </w:pPr>
+      <w:r>
+        <w:t xml:space="preserve">보리스: 1억 8천은 빗자루 든 바냐 값이야. 기억나, 레프, 99년? 너 그때 울었잖아.</w:t>
+      </w:r>
+    </w:p>
+    <w:p>
+      <w:pPr>
+        <w:pStyle w:val="BodyText"/>
+      </w:pPr>
+      <w:r>
+        <w:t xml:space="preserve">레프: 안 울었어. 그냥 증기가 아주 셌던 거지.</w:t>
+      </w:r>
+    </w:p>
+    <w:p>
+      <w:pPr>
+        <w:pStyle w:val="BodyText"/>
+      </w:pPr>
+      <w:r>
+        <w:t xml:space="preserve">보리스: 셌지, 맞아. 내가 직접 끼얹었으니까.</w:t>
+      </w:r>
+    </w:p>
+    <w:p>
+      <w:pPr>
+        <w:pStyle w:val="BodyText"/>
+      </w:pPr>
+      <w:r>
+        <w:t xml:space="preserve">레프: 그러니까 운 거지, 그렇게 듣고 싶다면.</w:t>
+      </w:r>
+    </w:p>
+    <w:p>
+      <w:pPr>
+        <w:pStyle w:val="BodyText"/>
+      </w:pPr>
+      <w:r>
+        <w:t xml:space="preserve">알렉세이: 보리스 이고레비치, 정말 너그러우세요, 너무 너그러우세요. 저 혼자서 이런 결정을 받아들일 순 없어요.</w:t>
+      </w:r>
+    </w:p>
+    <w:p>
+      <w:pPr>
+        <w:pStyle w:val="BodyText"/>
+      </w:pPr>
+      <w:r>
+        <w:t xml:space="preserve">보리스: 너 혼자 받지 말고 셋을 위해 받아. 이리나는 나가고 싶어 해. 알아, 레프가 말해 줬어.</w:t>
+      </w:r>
+    </w:p>
+    <w:p>
+      <w:pPr>
+        <w:pStyle w:val="BodyText"/>
+      </w:pPr>
+      <w:r>
+        <w:t xml:space="preserve">레프: 그런 말 안 했어. 지쳤다고 했지, 그건 다른 거야.</w:t>
+      </w:r>
+    </w:p>
+    <w:p>
+      <w:pPr>
+        <w:pStyle w:val="BodyText"/>
+      </w:pPr>
+      <w:r>
+        <w:t xml:space="preserve">보리스: 나한텐 같은 거야. 이리나가 나가고 싶으면 그 20퍼센트도 누군가 사겠지. 그리고 너와 올가의 60은 남고. 그러니까 필요한 건 회사 전체를 살 사람이 아니라 40퍼센트 파트너야: 내 것과 그 애 것.</w:t>
+      </w:r>
+    </w:p>
+    <w:p>
+      <w:pPr>
+        <w:pStyle w:val="BodyText"/>
+      </w:pPr>
+      <w:r>
+        <w:t xml:space="preserve">알렉세이: 40퍼센트 파트너, 그러면서 판지는 건드리지 않을.</w:t>
+      </w:r>
+    </w:p>
+    <w:p>
+      <w:pPr>
+        <w:pStyle w:val="BodyText"/>
+      </w:pPr>
+      <w:r>
+        <w:t xml:space="preserve">보리스: 건드리지 않을. 그리고 돈과 인내가 있는. 볼코프식 인내 말고, 다른 인내.</w:t>
+      </w:r>
+    </w:p>
+    <w:p>
+      <w:pPr>
+        <w:pStyle w:val="BodyText"/>
+      </w:pPr>
+      <w:r>
+        <w:t xml:space="preserve">알렉세이: 그런 사람은 아마 없을 거예요, 보리스 이고레비치.</w:t>
+      </w:r>
+    </w:p>
+    <w:p>
+      <w:pPr>
+        <w:pStyle w:val="BodyText"/>
+      </w:pPr>
+      <w:r>
+        <w:t xml:space="preserve">보리스: 있어, 엉뚱한 데서 찾는 거지. 생각해 봐: 네가 힘들 때 제일 먼저 전화하는 사람이 누구야?</w:t>
+      </w:r>
+    </w:p>
+    <w:p>
+      <w:pPr>
+        <w:pStyle w:val="BodyText"/>
+      </w:pPr>
+      <w:r>
+        <w:t xml:space="preserve">알렉세이: 도윤이요. 새벽 5시에, 서울에서 전화해요.</w:t>
+      </w:r>
+    </w:p>
+    <w:p>
+      <w:pPr>
+        <w:pStyle w:val="BodyText"/>
+      </w:pPr>
+      <w:r>
+        <w:t xml:space="preserve">보리스: 그럼 생각해 보면, 도윤 뒤엔 누가 있지?</w:t>
       </w:r>
     </w:p>
     <w:p>
@@ -4360,23 +4360,23 @@
         <w:pStyle w:val="BodyText"/>
       </w:pPr>
       <w:r>
-        <w:t xml:space="preserve">보리스: 난 아무 생각도 안 해. 늙었으니까. 내가 답할 돈이 없는 질문을 던질 뿐이야.</w:t>
-      </w:r>
-    </w:p>
-    <w:p>
-      <w:pPr>
-        <w:pStyle w:val="BodyText"/>
-      </w:pPr>
-      <w:r>
-        <w:t xml:space="preserve">레프: 적어 둡니다: 「회장이 질문을 던짐」. 새롭네요. 보통은 답을 하시는데.</w:t>
-      </w:r>
-    </w:p>
-    <w:p>
-      <w:pPr>
-        <w:pStyle w:val="BodyText"/>
-      </w:pPr>
-      <w:r>
-        <w:t xml:space="preserve">보리스: 적어. 아직 내가 회장일 때.</w:t>
+        <w:t xml:space="preserve">보리스: 난 아무 생각도 안 해, 늙었으니까. 내가 답할 돈이 없는 질문을 던질 뿐이야.</w:t>
+      </w:r>
+    </w:p>
+    <w:p>
+      <w:pPr>
+        <w:pStyle w:val="BodyText"/>
+      </w:pPr>
+      <w:r>
+        <w:t xml:space="preserve">레프: 적어 둡니다: 「회장이 질문을 던짐」. 새롭네요, 보통은 답을 하시는데.</w:t>
+      </w:r>
+    </w:p>
+    <w:p>
+      <w:pPr>
+        <w:pStyle w:val="BodyText"/>
+      </w:pPr>
+      <w:r>
+        <w:t xml:space="preserve">보리스: 적어. 아직 내가 회장이고 너한테 그걸로 돈이 나갈 때.</w:t>
       </w:r>
     </w:p>
     <w:bookmarkEnd w:id="34"/>
@@ -4402,111 +4402,111 @@
         <w:pStyle w:val="BodyText"/>
       </w:pPr>
       <w:r>
-        <w:t xml:space="preserve">알렉세이: 넣어 주세요, 나탈리야 이고레브나. 감사합니다.</w:t>
-      </w:r>
-    </w:p>
-    <w:p>
-      <w:pPr>
-        <w:pStyle w:val="BodyText"/>
-      </w:pPr>
-      <w:r>
-        <w:t xml:space="preserve">키릴: 삼촌, 레프 마르코비치가 그러던데 — 사업에서 나가신다고요. 사실이에요?</w:t>
-      </w:r>
-    </w:p>
-    <w:p>
-      <w:pPr>
-        <w:pStyle w:val="BodyText"/>
-      </w:pPr>
-      <w:r>
-        <w:t xml:space="preserve">보리스: 사실이야. 새해 전에. 지주회사는 — 은행으로. 가족 중엔 네가 제일 먼저 듣는 거다. 알렉세이 다음으로.</w:t>
-      </w:r>
-    </w:p>
-    <w:p>
-      <w:pPr>
-        <w:pStyle w:val="BodyText"/>
-      </w:pPr>
-      <w:r>
-        <w:t xml:space="preserve">나탈리야: 알렉세이 다음으로. 그렇지. 늘 그렇듯이. 보랴, 그럼 「모스트」는?</w:t>
-      </w:r>
-    </w:p>
-    <w:p>
-      <w:pPr>
-        <w:pStyle w:val="BodyText"/>
-      </w:pPr>
-      <w:r>
-        <w:t xml:space="preserve">보리스: 「모스트」가 — 질문이야. 그래서 알렉세이가 네 수프를 먹고 있는 거고.</w:t>
-      </w:r>
-    </w:p>
-    <w:p>
-      <w:pPr>
-        <w:pStyle w:val="BodyText"/>
-      </w:pPr>
-      <w:r>
-        <w:t xml:space="preserve">나탈리야: 그럼 늦기 전에 말할게. 난 — 회계사야. 40년. 오빠는 예순아홉. 돈은 노후에 필요한 거야. 우정에 필요한 게 아니라. 8억이면 — 노후야. 간병인, 의사, 따뜻한 바다. 「5년 기다려 줄게」가 아니라.</w:t>
-      </w:r>
-    </w:p>
-    <w:p>
-      <w:pPr>
-        <w:pStyle w:val="BodyText"/>
-      </w:pPr>
-      <w:r>
-        <w:t xml:space="preserve">보리스: 나타샤, 나 노후 자금 있어. 노후 세 번은 충분해.</w:t>
-      </w:r>
-    </w:p>
-    <w:p>
-      <w:pPr>
-        <w:pStyle w:val="BodyText"/>
-      </w:pPr>
-      <w:r>
-        <w:t xml:space="preserve">나탈리야: 오빠 노후 자금은 있지. 그럼 내 건? 키릴 건?</w:t>
-      </w:r>
-    </w:p>
-    <w:p>
-      <w:pPr>
-        <w:pStyle w:val="BodyText"/>
-      </w:pPr>
-      <w:r>
-        <w:t xml:space="preserve">키릴: 엄마, 제 얘긴 하지 마세요.</w:t>
-      </w:r>
-    </w:p>
-    <w:p>
-      <w:pPr>
-        <w:pStyle w:val="BodyText"/>
-      </w:pPr>
-      <w:r>
-        <w:t xml:space="preserve">나탈리야: 해야지. 넌 내 아들이야. 저 사람은 네 삼촌이고. 그리고 넌 — 주택 대출 있는 매니저야. 그게 우리 가족 전부야.</w:t>
-      </w:r>
-    </w:p>
-    <w:p>
-      <w:pPr>
-        <w:pStyle w:val="BodyText"/>
-      </w:pPr>
-      <w:r>
-        <w:t xml:space="preserve">키릴: 삼촌, 제가 말해도 돼요? 끊지만 마세요.</w:t>
-      </w:r>
-    </w:p>
-    <w:p>
-      <w:pPr>
-        <w:pStyle w:val="BodyText"/>
-      </w:pPr>
-      <w:r>
-        <w:t xml:space="preserve">보리스: 난 절대 안 끊어. 말해.</w:t>
-      </w:r>
-    </w:p>
-    <w:p>
-      <w:pPr>
-        <w:pStyle w:val="BodyText"/>
-      </w:pPr>
-      <w:r>
-        <w:t xml:space="preserve">키릴: 저한테 지분 주지 마세요. 지금도, 나중에도, 유언으로도. 저는 5년 동안 「조카」가 아니라는 걸 증명했어요. 세 번째 시험, 밤 전화, 예카테린부르크. 20퍼센트를 받으면 — 그게 하루 만에 다 타 버려요. 다시 조카가 되는 거예요. 부자 조카일 뿐.</w:t>
-      </w:r>
-    </w:p>
-    <w:p>
-      <w:pPr>
-        <w:pStyle w:val="BodyText"/>
-      </w:pPr>
-      <w:r>
-        <w:t xml:space="preserve">나탈리야: 키릴, 부자 조카가 가난한 조카보다 낫잖니.</w:t>
+        <w:t xml:space="preserve">알렉세이: 넣어 주세요, 나탈리야 이고레브나. 정말 감사합니다, 냄새가 아주 좋네요.</w:t>
+      </w:r>
+    </w:p>
+    <w:p>
+      <w:pPr>
+        <w:pStyle w:val="BodyText"/>
+      </w:pPr>
+      <w:r>
+        <w:t xml:space="preserve">키릴: 삼촌, 레프 마르코비치가 그러던데 사업에서 나가신다고요. 사실이에요?</w:t>
+      </w:r>
+    </w:p>
+    <w:p>
+      <w:pPr>
+        <w:pStyle w:val="BodyText"/>
+      </w:pPr>
+      <w:r>
+        <w:t xml:space="preserve">보리스: 사실이야, 새해 전에. 지주회사는 은행으로 가. 가족 중엔 네가 제일 먼저 듣는 거다, 알렉세이 바로 다음으로.</w:t>
+      </w:r>
+    </w:p>
+    <w:p>
+      <w:pPr>
+        <w:pStyle w:val="BodyText"/>
+      </w:pPr>
+      <w:r>
+        <w:t xml:space="preserve">나탈리야: 알렉세이 다음으로, 그렇지, 늘 그렇듯이. 보랴, 그럼 「모스트」는 어떻게 돼?</w:t>
+      </w:r>
+    </w:p>
+    <w:p>
+      <w:pPr>
+        <w:pStyle w:val="BodyText"/>
+      </w:pPr>
+      <w:r>
+        <w:t xml:space="preserve">보리스: 「모스트」가 바로 질문이야. 그래서 알렉세이가 지금 네 수프를 먹고 있는 거고.</w:t>
+      </w:r>
+    </w:p>
+    <w:p>
+      <w:pPr>
+        <w:pStyle w:val="BodyText"/>
+      </w:pPr>
+      <w:r>
+        <w:t xml:space="preserve">나탈리야: 그럼 늦기 전에 말할게. 난 회계사로 40년을 일했고, 오빠는 예순아홉이야. 돈은 우정이 아니라 노후에 필요한 거야. 8억이면 노후야: 간병인, 의사, 따뜻한 바다. 오빠가 좋아하는 「5년 기다려 줄게」가 아니라.</w:t>
+      </w:r>
+    </w:p>
+    <w:p>
+      <w:pPr>
+        <w:pStyle w:val="BodyText"/>
+      </w:pPr>
+      <w:r>
+        <w:t xml:space="preserve">보리스: 나타샤, 나 노후 자금 있어. 노후 세 번도 충분해.</w:t>
+      </w:r>
+    </w:p>
+    <w:p>
+      <w:pPr>
+        <w:pStyle w:val="BodyText"/>
+      </w:pPr>
+      <w:r>
+        <w:t xml:space="preserve">나탈리야: 오빠 노후 자금은 있지. 그럼 내 건? 키릴은 누가 생각해 줘?</w:t>
+      </w:r>
+    </w:p>
+    <w:p>
+      <w:pPr>
+        <w:pStyle w:val="BodyText"/>
+      </w:pPr>
+      <w:r>
+        <w:t xml:space="preserve">키릴: 엄마, 제발 제 얘긴 하지 마세요.</w:t>
+      </w:r>
+    </w:p>
+    <w:p>
+      <w:pPr>
+        <w:pStyle w:val="BodyText"/>
+      </w:pPr>
+      <w:r>
+        <w:t xml:space="preserve">나탈리야: 해야지. 넌 내 아들이고, 저 사람은 네 삼촌이고, 넌 주택 대출 있는 매니저야. 그게 우리 가족 전부야.</w:t>
+      </w:r>
+    </w:p>
+    <w:p>
+      <w:pPr>
+        <w:pStyle w:val="BodyText"/>
+      </w:pPr>
+      <w:r>
+        <w:t xml:space="preserve">키릴: 삼촌, 제가 말해도 돼요? 제발 중간에 끊지만 마세요.</w:t>
+      </w:r>
+    </w:p>
+    <w:p>
+      <w:pPr>
+        <w:pStyle w:val="BodyText"/>
+      </w:pPr>
+      <w:r>
+        <w:t xml:space="preserve">보리스: 난 절대 아무도 안 끊어, 알잖아. 말해.</w:t>
+      </w:r>
+    </w:p>
+    <w:p>
+      <w:pPr>
+        <w:pStyle w:val="BodyText"/>
+      </w:pPr>
+      <w:r>
+        <w:t xml:space="preserve">키릴: 저한테 지분 주지 마세요: 지금도, 나중에도, 유언으로도. 저는 5년 동안 「조카」가 아니라는 걸 증명했어요: 세 번째 시험, 밤 전화, 예카테린부르크. 20퍼센트를 받으면 그게 하루 만에 다 타 버리고, 다시 조카가 되는 거예요. 부자 조카일 뿐.</w:t>
+      </w:r>
+    </w:p>
+    <w:p>
+      <w:pPr>
+        <w:pStyle w:val="BodyText"/>
+      </w:pPr>
+      <w:r>
+        <w:t xml:space="preserve">나탈리야: 키릴, 그래도 부자 조카가 가난한 조카보다는 낫잖니.</w:t>
       </w:r>
     </w:p>
     <w:p>
@@ -4522,55 +4522,55 @@
         <w:pStyle w:val="BodyText"/>
       </w:pPr>
       <w:r>
-        <w:t xml:space="preserve">알렉세이: 키릴, 그건 네 권리야. 그런데 뭘 포기하는지 알아?</w:t>
-      </w:r>
-    </w:p>
-    <w:p>
-      <w:pPr>
-        <w:pStyle w:val="BodyText"/>
-      </w:pPr>
-      <w:r>
-        <w:t xml:space="preserve">키릴: 알아요. 6억을요. 계산할 줄 알아요. 이리나가 가르쳐 줬어요.</w:t>
-      </w:r>
-    </w:p>
-    <w:p>
-      <w:pPr>
-        <w:pStyle w:val="BodyText"/>
-      </w:pPr>
-      <w:r>
-        <w:t xml:space="preserve">보리스: 나타샤. 들었어? 이게 네 아들이야. 내 아들 아니고. 난 일자리만 구해 줬지.</w:t>
-      </w:r>
-    </w:p>
-    <w:p>
-      <w:pPr>
-        <w:pStyle w:val="BodyText"/>
-      </w:pPr>
-      <w:r>
-        <w:t xml:space="preserve">나탈리야: 들었어. 자랑스러워해야 할지 울어야 할지 모르겠네.</w:t>
-      </w:r>
-    </w:p>
-    <w:p>
-      <w:pPr>
-        <w:pStyle w:val="BodyText"/>
-      </w:pPr>
-      <w:r>
-        <w:t xml:space="preserve">보리스: 자랑스러워해. 울 건 내가 죽었을 때 울고. 계산기 든 스무 명. 그리고 너희 둘.</w:t>
-      </w:r>
-    </w:p>
-    <w:p>
-      <w:pPr>
-        <w:pStyle w:val="BodyText"/>
-      </w:pPr>
-      <w:r>
-        <w:t xml:space="preserve">나탈리야: 보랴! 식탁에서 그런 말 하지 마.</w:t>
-      </w:r>
-    </w:p>
-    <w:p>
-      <w:pPr>
-        <w:pStyle w:val="BodyText"/>
-      </w:pPr>
-      <w:r>
-        <w:t xml:space="preserve">보리스: 식탁이 딱 그런 말 하는 자리야. 바냐가 아니라.</w:t>
+        <w:t xml:space="preserve">알렉세이: 키릴, 그건 네 권리야. 그런데 정확히 뭘 포기하는지 알아?</w:t>
+      </w:r>
+    </w:p>
+    <w:p>
+      <w:pPr>
+        <w:pStyle w:val="BodyText"/>
+      </w:pPr>
+      <w:r>
+        <w:t xml:space="preserve">키릴: 알아요, 6억을요. 계산할 줄 알아요, 이리나가 가르쳐 줬어요.</w:t>
+      </w:r>
+    </w:p>
+    <w:p>
+      <w:pPr>
+        <w:pStyle w:val="BodyText"/>
+      </w:pPr>
+      <w:r>
+        <w:t xml:space="preserve">보리스: 나타샤, 들었어? 이게 네 아들이야, 내 아들 아니고. 난 일자리만 구해 줬지.</w:t>
+      </w:r>
+    </w:p>
+    <w:p>
+      <w:pPr>
+        <w:pStyle w:val="BodyText"/>
+      </w:pPr>
+      <w:r>
+        <w:t xml:space="preserve">나탈리야: 들었어. 지금 자랑스러워해야 할지 울어야 할지 모르겠네.</w:t>
+      </w:r>
+    </w:p>
+    <w:p>
+      <w:pPr>
+        <w:pStyle w:val="BodyText"/>
+      </w:pPr>
+      <w:r>
+        <w:t xml:space="preserve">보리스: 자랑스러워해. 울 건 내가 죽었을 때 울고: 계산기 든 스무 명, 그리고 너희 둘.</w:t>
+      </w:r>
+    </w:p>
+    <w:p>
+      <w:pPr>
+        <w:pStyle w:val="BodyText"/>
+      </w:pPr>
+      <w:r>
+        <w:t xml:space="preserve">나탈리야: 보랴! 식탁에서 그런 말 하지 마, 부탁이야.</w:t>
+      </w:r>
+    </w:p>
+    <w:p>
+      <w:pPr>
+        <w:pStyle w:val="BodyText"/>
+      </w:pPr>
+      <w:r>
+        <w:t xml:space="preserve">보리스: 식탁이 딱 그런 말 하는 자리야. 이런 얘길 바냐에서 할 순 없잖아.</w:t>
       </w:r>
     </w:p>
     <w:p>
@@ -4586,47 +4586,47 @@
         <w:pStyle w:val="BodyText"/>
       </w:pPr>
       <w:r>
-        <w:t xml:space="preserve">나탈리야: 그렇지. 그나마 한 사람은 분별이 있네.</w:t>
-      </w:r>
-    </w:p>
-    <w:p>
-      <w:pPr>
-        <w:pStyle w:val="BodyText"/>
-      </w:pPr>
-      <w:r>
-        <w:t xml:space="preserve">알렉세이: 그래서 선물은 안 받겠어요. 매입한다면 — 공정한 가격으로. 이자까지 붙여서.</w:t>
-      </w:r>
-    </w:p>
-    <w:p>
-      <w:pPr>
-        <w:pStyle w:val="BodyText"/>
-      </w:pPr>
-      <w:r>
-        <w:t xml:space="preserve">레프: 이자까지. 이건 적어 둬야겠네요. 「대표 — 이자에 찬성」. 이것도 새롭고.</w:t>
-      </w:r>
-    </w:p>
-    <w:p>
-      <w:pPr>
-        <w:pStyle w:val="BodyText"/>
-      </w:pPr>
-      <w:r>
-        <w:t xml:space="preserve">보리스: 다들 짰구먼. 늙은이를 불쌍히 여기고. 늙은이는 그냥 멋지게 하고 싶었을 뿐인데.</w:t>
-      </w:r>
-    </w:p>
-    <w:p>
-      <w:pPr>
-        <w:pStyle w:val="BodyText"/>
-      </w:pPr>
-      <w:r>
-        <w:t xml:space="preserve">나탈리야: 멋진 건 — 아무도 부끄럽지 않을 때야, 보랴. 엄마가 그러셨잖아.</w:t>
-      </w:r>
-    </w:p>
-    <w:p>
-      <w:pPr>
-        <w:pStyle w:val="BodyText"/>
-      </w:pPr>
-      <w:r>
-        <w:t xml:space="preserve">레프: 그건 정관에 넣고 싶네요.</w:t>
+        <w:t xml:space="preserve">나탈리야: 그렇지, 이 식탁에 그나마 분별 있는 사람이 하나 있네.</w:t>
+      </w:r>
+    </w:p>
+    <w:p>
+      <w:pPr>
+        <w:pStyle w:val="BodyText"/>
+      </w:pPr>
+      <w:r>
+        <w:t xml:space="preserve">알렉세이: 그래서 선물은 안 받겠어요. 지분을 매입한다면 오직 공정한 가격으로, 이자까지 붙여서요.</w:t>
+      </w:r>
+    </w:p>
+    <w:p>
+      <w:pPr>
+        <w:pStyle w:val="BodyText"/>
+      </w:pPr>
+      <w:r>
+        <w:t xml:space="preserve">레프: 이자까지요? 이건 적어 둬야겠네요: 「대표 — 이자에 찬성」. 이것도 새롭고.</w:t>
+      </w:r>
+    </w:p>
+    <w:p>
+      <w:pPr>
+        <w:pStyle w:val="BodyText"/>
+      </w:pPr>
+      <w:r>
+        <w:t xml:space="preserve">보리스: 다들 짜고 늙은이를 불쌍히 여기는구먼. 늙은이는 그냥 멋지게 하고 싶었을 뿐인데.</w:t>
+      </w:r>
+    </w:p>
+    <w:p>
+      <w:pPr>
+        <w:pStyle w:val="BodyText"/>
+      </w:pPr>
+      <w:r>
+        <w:t xml:space="preserve">나탈리야: 멋진 건 아무도 부끄럽지 않을 때야, 보랴. 엄마가 늘 그러셨잖아.</w:t>
+      </w:r>
+    </w:p>
+    <w:p>
+      <w:pPr>
+        <w:pStyle w:val="BodyText"/>
+      </w:pPr>
+      <w:r>
+        <w:t xml:space="preserve">레프: 그건 기꺼이 정관에 바로 넣고 싶네요.</w:t>
       </w:r>
     </w:p>
     <w:bookmarkEnd w:id="35"/>
@@ -4644,55 +4644,55 @@
         <w:pStyle w:val="FirstParagraph"/>
       </w:pPr>
       <w:r>
-        <w:t xml:space="preserve">보리스: 좀 걷자. 천천히만. 무릎이.</w:t>
-      </w:r>
-    </w:p>
-    <w:p>
-      <w:pPr>
-        <w:pStyle w:val="BodyText"/>
-      </w:pPr>
-      <w:r>
-        <w:t xml:space="preserve">알렉세이: 보리스 이고레비치, 솔직하게 여쭤봐도 돼요? 왜 이게 그렇게 중요하세요? 「모스트」는 20퍼센트예요. 주요 자산도 아니잖아요.</w:t>
-      </w:r>
-    </w:p>
-    <w:p>
-      <w:pPr>
-        <w:pStyle w:val="BodyText"/>
-      </w:pPr>
-      <w:r>
-        <w:t xml:space="preserve">보리스: 주요 자산 아니지. 제일 작은 거야. 4천만. 나머지는 다 — 수십억이고. 건설, 창고. 장례식에서 뭘 깨달았는지 알아?</w:t>
-      </w:r>
-    </w:p>
-    <w:p>
-      <w:pPr>
-        <w:pStyle w:val="BodyText"/>
-      </w:pPr>
-      <w:r>
-        <w:t xml:space="preserve">알렉세이: 뭔데요?</w:t>
-      </w:r>
-    </w:p>
-    <w:p>
-      <w:pPr>
-        <w:pStyle w:val="BodyText"/>
-      </w:pPr>
-      <w:r>
-        <w:t xml:space="preserve">보리스: 내 장례식에서 건설 얘기는 아무도 한마디 안 할 거라는 거. 그러겠지: 「돈을 벌었다」. 예의 바르게, 계산기를 들고. 그런데 난 이런 말을 듣고 싶어: 「팔지 않았다」. 평생 한 번만이라도. 하나라도. 제일 작은 거라도. 4천만. 남의 할머니의 판지.</w:t>
-      </w:r>
-    </w:p>
-    <w:p>
-      <w:pPr>
-        <w:pStyle w:val="BodyText"/>
-      </w:pPr>
-      <w:r>
-        <w:t xml:space="preserve">알렉세이: 안 파신 거 많잖아요. 99년. 인도 약. 도시 두 곳.</w:t>
-      </w:r>
-    </w:p>
-    <w:p>
-      <w:pPr>
-        <w:pStyle w:val="BodyText"/>
-      </w:pPr>
-      <w:r>
-        <w:t xml:space="preserve">보리스: 그건 두려움 때문이었어. 감옥이 무서웠지. 이건 — 달라. 너희 할머니가 뭐라고 하셨지?</w:t>
+        <w:t xml:space="preserve">보리스: 좀 걷자. 무릎이 아프니까 천천히만.</w:t>
+      </w:r>
+    </w:p>
+    <w:p>
+      <w:pPr>
+        <w:pStyle w:val="BodyText"/>
+      </w:pPr>
+      <w:r>
+        <w:t xml:space="preserve">알렉세이: 보리스 이고레비치, 솔직하게 여쭤봐도 돼요? 왜 이게 그렇게 중요하세요? 「모스트」는 20퍼센트고, 주요 자산도 아니잖아요.</w:t>
+      </w:r>
+    </w:p>
+    <w:p>
+      <w:pPr>
+        <w:pStyle w:val="BodyText"/>
+      </w:pPr>
+      <w:r>
+        <w:t xml:space="preserve">보리스: 주요 자산이 아니라 제일 작은 거지. 4천만, 나머지는 다 수십억이고, 건설에 창고에. 장례식에서 뭘 깨달았는지 알아?</w:t>
+      </w:r>
+    </w:p>
+    <w:p>
+      <w:pPr>
+        <w:pStyle w:val="BodyText"/>
+      </w:pPr>
+      <w:r>
+        <w:t xml:space="preserve">알렉세이: 뭘 깨달으셨는데요? 말씀해 주세요.</w:t>
+      </w:r>
+    </w:p>
+    <w:p>
+      <w:pPr>
+        <w:pStyle w:val="BodyText"/>
+      </w:pPr>
+      <w:r>
+        <w:t xml:space="preserve">보리스: 내 장례식에서 건설 얘기는 아무도 한마디 안 할 거라는 거. 계산기를 들고 예의 바르게 그러겠지: 「돈을 벌었다」. 그런데 난 이런 말을 듣고 싶어: 「팔지 않았다」. 평생 한 번만이라도, 하나라도, 제일 작은 거라도: 4천만과 남의 할머니의 판지.</w:t>
+      </w:r>
+    </w:p>
+    <w:p>
+      <w:pPr>
+        <w:pStyle w:val="BodyText"/>
+      </w:pPr>
+      <w:r>
+        <w:t xml:space="preserve">알렉세이: 안 파신 거 많잖아요: 99년, 인도 약, 도시 두 곳.</w:t>
+      </w:r>
+    </w:p>
+    <w:p>
+      <w:pPr>
+        <w:pStyle w:val="BodyText"/>
+      </w:pPr>
+      <w:r>
+        <w:t xml:space="preserve">보리스: 그건 두려움 때문이었어, 감옥이 무서웠지. 이건 완전히 달라. 너희 할머니가 뭐라고 하셨지?</w:t>
       </w:r>
     </w:p>
     <w:p>
@@ -4708,135 +4708,135 @@
         <w:pStyle w:val="BodyText"/>
       </w:pPr>
       <w:r>
-        <w:t xml:space="preserve">보리스: 그래. 8억은 — 「나머지 전부」야. 판지가 — 「먼저」고. 늙었어도 순서는 알아들었어.</w:t>
-      </w:r>
-    </w:p>
-    <w:p>
-      <w:pPr>
-        <w:pStyle w:val="BodyText"/>
-      </w:pPr>
-      <w:r>
-        <w:t xml:space="preserve">알렉세이: 저보다 빨리 알아들으셨네요.</w:t>
-      </w:r>
-    </w:p>
-    <w:p>
-      <w:pPr>
-        <w:pStyle w:val="BodyText"/>
-      </w:pPr>
-      <w:r>
-        <w:t xml:space="preserve">보리스: 내가 나이가 많잖아. 장례식도 더 많이 다녔고.</w:t>
-      </w:r>
-    </w:p>
-    <w:p>
-      <w:pPr>
-        <w:pStyle w:val="BodyText"/>
-      </w:pPr>
-      <w:r>
-        <w:t xml:space="preserve">알렉세이: 그럼 저도 솔직하게 말할게요, 보리스 이고레비치. 이리나는 지쳤어요. 칠판에 자기 손으로 그렇게 썼어요. 우리가 대출로 지분을 매입하면 — 이리나는 5년 동안 그 대출을 계산할 거예요. 밤에. 혼자. 금요일까지. 그렇게는 못 해요. 판지를 위해서라도.</w:t>
-      </w:r>
-    </w:p>
-    <w:p>
-      <w:pPr>
-        <w:pStyle w:val="BodyText"/>
-      </w:pPr>
-      <w:r>
-        <w:t xml:space="preserve">보리스: 알아. 그래서 말했잖아 — 40퍼센트 파트너. 그러면 이리나는 창문이 아니라 문으로 나가. 자기 돈을 가지고, 정직한 돈을. 나는 — 너희의 감사를 가지고 나가고, 더는 필요 없어. 그리고 너와 올가는 남지. 판지와, 사람들과, 밤들과 함께.</w:t>
-      </w:r>
-    </w:p>
-    <w:p>
-      <w:pPr>
-        <w:pStyle w:val="BodyText"/>
-      </w:pPr>
-      <w:r>
-        <w:t xml:space="preserve">알렉세이: 다 생각해 두셨네요.</w:t>
-      </w:r>
-    </w:p>
-    <w:p>
-      <w:pPr>
-        <w:pStyle w:val="BodyText"/>
-      </w:pPr>
-      <w:r>
-        <w:t xml:space="preserve">보리스: 아니. 원하지 않는 걸 생각해 뒀지. 그게 더 쉬워. 원하는 건 — 너희가 정해. 젊으니까.</w:t>
-      </w:r>
-    </w:p>
-    <w:p>
-      <w:pPr>
-        <w:pStyle w:val="BodyText"/>
-      </w:pPr>
-      <w:r>
-        <w:t xml:space="preserve">알렉세이: 만약 우리가 볼코프한테 팔기로 하면요? 다 같이?</w:t>
-      </w:r>
-    </w:p>
-    <w:p>
-      <w:pPr>
-        <w:pStyle w:val="BodyText"/>
-      </w:pPr>
-      <w:r>
-        <w:t xml:space="preserve">보리스: 그럼 너희와 같이 팔지. 그리고 서운해하지 않아. 들려? 하루도 서운해하지 않아. 내 말은 했어: 따로는 안 판다. 그건 내 거야. 전부 같이 파는 건 — 너희 결정이지, 내 게 아니야. 너희가 밤마다 지은 거야. 난 돈만 줬어. 낮에.</w:t>
-      </w:r>
-    </w:p>
-    <w:p>
-      <w:pPr>
-        <w:pStyle w:val="BodyText"/>
-      </w:pPr>
-      <w:r>
-        <w:t xml:space="preserve">알렉세이: 왜 서운해하지 않으세요?</w:t>
-      </w:r>
-    </w:p>
-    <w:p>
-      <w:pPr>
-        <w:pStyle w:val="BodyText"/>
-      </w:pPr>
-      <w:r>
-        <w:t xml:space="preserve">보리스: 사업에서 나간다는 건 — 파는 게 아니니까. 네가 지은 게 누구 손에 남을지 정하는 거야. 너희 손이면 — 난 마음이 편해. 너희가 직접 볼코프에게 넘기기로 한다면 — 너희가 내가 모르는 뭔가를 안다는 뜻이지.</w:t>
-      </w:r>
-    </w:p>
-    <w:p>
-      <w:pPr>
-        <w:pStyle w:val="BodyText"/>
-      </w:pPr>
-      <w:r>
-        <w:t xml:space="preserve">알렉세이: 저는 아직 아무것도 몰라요.</w:t>
-      </w:r>
-    </w:p>
-    <w:p>
-      <w:pPr>
-        <w:pStyle w:val="BodyText"/>
-      </w:pPr>
-      <w:r>
-        <w:t xml:space="preserve">보리스: 그럼 알아내. 윤한테 다녀와. 돈 때문이 아니라. 조언 들으러. 돈은 나중에 저절로 와. 아니면 안 오고.</w:t>
-      </w:r>
-    </w:p>
-    <w:p>
-      <w:pPr>
-        <w:pStyle w:val="BodyText"/>
-      </w:pPr>
-      <w:r>
-        <w:t xml:space="preserve">알렉세이: 도윤이 이미 불렀어요. 「이유 없이」.</w:t>
-      </w:r>
-    </w:p>
-    <w:p>
-      <w:pPr>
-        <w:pStyle w:val="BodyText"/>
-      </w:pPr>
-      <w:r>
-        <w:t xml:space="preserve">보리스: 이유는 있어. 40퍼센트. 그리고 멋지게 하고 싶은 늙은이.</w:t>
-      </w:r>
-    </w:p>
-    <w:p>
-      <w:pPr>
-        <w:pStyle w:val="BodyText"/>
-      </w:pPr>
-      <w:r>
-        <w:t xml:space="preserve">알렉세이: 감사합니다, 보리스 이고레비치. 사과도. 전부 다.</w:t>
-      </w:r>
-    </w:p>
-    <w:p>
-      <w:pPr>
-        <w:pStyle w:val="BodyText"/>
-      </w:pPr>
-      <w:r>
-        <w:t xml:space="preserve">보리스: 고마워하지 마. 아직 아무것도 안 됐어. 고마움은 나중에. 아무도 부끄럽지 않을 때.</w:t>
+        <w:t xml:space="preserve">보리스: 그래. 8억은 「나머지 전부」고, 판지가 「먼저」야. 늙었어도 순서는 알아들었어.</w:t>
+      </w:r>
+    </w:p>
+    <w:p>
+      <w:pPr>
+        <w:pStyle w:val="BodyText"/>
+      </w:pPr>
+      <w:r>
+        <w:t xml:space="preserve">알렉세이: 정말 저보다 빨리 알아들으셨네요.</w:t>
+      </w:r>
+    </w:p>
+    <w:p>
+      <w:pPr>
+        <w:pStyle w:val="BodyText"/>
+      </w:pPr>
+      <w:r>
+        <w:t xml:space="preserve">보리스: 그냥 내가 나이가 많아서 그래. 살면서 장례식도 더 많이 다녔고.</w:t>
+      </w:r>
+    </w:p>
+    <w:p>
+      <w:pPr>
+        <w:pStyle w:val="BodyText"/>
+      </w:pPr>
+      <w:r>
+        <w:t xml:space="preserve">알렉세이: 그럼 저도 솔직하게 말할게요, 보리스 이고레비치. 이리나는 지쳤어요, 칠판에 자기 손으로 그렇게 썼어요. 우리가 대출로 지분을 매입하면 이리나는 5년 동안 그 대출을 계산할 거예요: 밤에, 혼자, 금요일까지. 판지를 위해서라도 이리나한테 그렇게는 못 해요.</w:t>
+      </w:r>
+    </w:p>
+    <w:p>
+      <w:pPr>
+        <w:pStyle w:val="BodyText"/>
+      </w:pPr>
+      <w:r>
+        <w:t xml:space="preserve">보리스: 알아, 그래서 40퍼센트 파트너 얘기를 한 거야. 그러면 이리나는 창문이 아니라 문으로, 자기의 정직한 돈을 가지고 나가. 나는 너희의 감사를 가지고 나가고, 더는 필요 없어. 그리고 너와 올가는 남지: 판지와, 사람들과, 밤들과 함께.</w:t>
+      </w:r>
+    </w:p>
+    <w:p>
+      <w:pPr>
+        <w:pStyle w:val="BodyText"/>
+      </w:pPr>
+      <w:r>
+        <w:t xml:space="preserve">알렉세이: 이미 다 미리 생각해 두신 것 같네요.</w:t>
+      </w:r>
+    </w:p>
+    <w:p>
+      <w:pPr>
+        <w:pStyle w:val="BodyText"/>
+      </w:pPr>
+      <w:r>
+        <w:t xml:space="preserve">보리스: 아니. 원하지 않는 걸 생각해 뒀지. 그게 더 쉬워. 원하는 건 너희가 정해, 젊으니까.</w:t>
+      </w:r>
+    </w:p>
+    <w:p>
+      <w:pPr>
+        <w:pStyle w:val="BodyText"/>
+      </w:pPr>
+      <w:r>
+        <w:t xml:space="preserve">알렉세이: 만약 우리가 다 같이 볼코프한테 회사를 팔기로 하면요?</w:t>
+      </w:r>
+    </w:p>
+    <w:p>
+      <w:pPr>
+        <w:pStyle w:val="BodyText"/>
+      </w:pPr>
+      <w:r>
+        <w:t xml:space="preserve">보리스: 그럼 너희와 같이 팔고, 서운해하지 않아. 들려? 단 하루도 서운해하지 않아. 내 말은 했어: 따로는 안 판다, 그건 내 거야. 전부 같이 파는 건 너희 결정이지, 내 게 아니야. 너희가 밤마다 지었고, 난 돈만 줬어, 그것도 낮에.</w:t>
+      </w:r>
+    </w:p>
+    <w:p>
+      <w:pPr>
+        <w:pStyle w:val="BodyText"/>
+      </w:pPr>
+      <w:r>
+        <w:t xml:space="preserve">알렉세이: 그런데 왜 서운해하지 않으세요? 이해가 안 돼요.</w:t>
+      </w:r>
+    </w:p>
+    <w:p>
+      <w:pPr>
+        <w:pStyle w:val="BodyText"/>
+      </w:pPr>
+      <w:r>
+        <w:t xml:space="preserve">보리스: 사업에서 나간다는 건 파는 게 아니니까. 네가 지은 게 누구 손에 남을지 정하는 거야. 너희 손이면 난 마음이 편해. 너희가 직접 볼코프에게 넘기기로 한다면, 너희가 내가 모르는 뭔가를 안다는 뜻이지.</w:t>
+      </w:r>
+    </w:p>
+    <w:p>
+      <w:pPr>
+        <w:pStyle w:val="BodyText"/>
+      </w:pPr>
+      <w:r>
+        <w:t xml:space="preserve">알렉세이: 그런데 저는 아직 아무것도 몰라요, 그게 문제예요.</w:t>
+      </w:r>
+    </w:p>
+    <w:p>
+      <w:pPr>
+        <w:pStyle w:val="BodyText"/>
+      </w:pPr>
+      <w:r>
+        <w:t xml:space="preserve">보리스: 그럼 알아내. 윤한테 다녀와, 돈 때문이 아니라 조언 들으러. 돈은 나중에 저절로 오거나 안 오거나 하겠지.</w:t>
+      </w:r>
+    </w:p>
+    <w:p>
+      <w:pPr>
+        <w:pStyle w:val="BodyText"/>
+      </w:pPr>
+      <w:r>
+        <w:t xml:space="preserve">알렉세이: 도윤이 이미 불렀어요, 그것도 「이유 없이」.</w:t>
+      </w:r>
+    </w:p>
+    <w:p>
+      <w:pPr>
+        <w:pStyle w:val="BodyText"/>
+      </w:pPr>
+      <w:r>
+        <w:t xml:space="preserve">보리스: 이유는 있어: 40퍼센트, 그리고 멋지게 하고 싶은 늙은이.</w:t>
+      </w:r>
+    </w:p>
+    <w:p>
+      <w:pPr>
+        <w:pStyle w:val="BodyText"/>
+      </w:pPr>
+      <w:r>
+        <w:t xml:space="preserve">알렉세이: 감사합니다, 보리스 이고레비치. 사과도, 그리고 전부 다요.</w:t>
+      </w:r>
+    </w:p>
+    <w:p>
+      <w:pPr>
+        <w:pStyle w:val="BodyText"/>
+      </w:pPr>
+      <w:r>
+        <w:t xml:space="preserve">보리스: 고마워하지 마, 아직 아무것도 안 됐어. 고마움은 나중에, 아무도 부끄럽지 않을 때.</w:t>
       </w:r>
     </w:p>
     <w:bookmarkEnd w:id="36"/>
@@ -4854,119 +4854,119 @@
         <w:pStyle w:val="FirstParagraph"/>
       </w:pPr>
       <w:r>
-        <w:t xml:space="preserve">키릴: 알렉세이 니콜라예비치, 하나 말씀드려도 돼요? 삼촌이 안 들을 때.</w:t>
-      </w:r>
-    </w:p>
-    <w:p>
-      <w:pPr>
-        <w:pStyle w:val="BodyText"/>
-      </w:pPr>
-      <w:r>
-        <w:t xml:space="preserve">알렉세이: 말해. 길이 길어.</w:t>
-      </w:r>
-    </w:p>
-    <w:p>
-      <w:pPr>
-        <w:pStyle w:val="BodyText"/>
-      </w:pPr>
-      <w:r>
-        <w:t xml:space="preserve">키릴: 「세베르나야 파르마」에서 전화가 왔었어요. 수요일에. 인사 담당자요. 시베리아 영업 책임자.</w:t>
-      </w:r>
-    </w:p>
-    <w:p>
-      <w:pPr>
-        <w:pStyle w:val="BodyText"/>
-      </w:pPr>
-      <w:r>
-        <w:t xml:space="preserve">알렉세이: 월급은?</w:t>
-      </w:r>
-    </w:p>
-    <w:p>
-      <w:pPr>
-        <w:pStyle w:val="BodyText"/>
-      </w:pPr>
-      <w:r>
-        <w:t xml:space="preserve">키릴: 두 배요. 퍼센트. 차. 이렇게 대답했어요: 「저는 볼코프의 조카가 아닙니다」. 못 알아듣더라고요.</w:t>
-      </w:r>
-    </w:p>
-    <w:p>
-      <w:pPr>
-        <w:pStyle w:val="BodyText"/>
-      </w:pPr>
-      <w:r>
-        <w:t xml:space="preserve">알렉세이: 그걸 왜 나한테 말해?</w:t>
-      </w:r>
-    </w:p>
-    <w:p>
-      <w:pPr>
-        <w:pStyle w:val="BodyText"/>
-      </w:pPr>
-      <w:r>
-        <w:t xml:space="preserve">키릴: 저한테만 전화한 게 아니에요. 파샤랑 스베타한테도요. 둘은 그랬대요: 「생각해 볼게요」.</w:t>
-      </w:r>
-    </w:p>
-    <w:p>
-      <w:pPr>
-        <w:pStyle w:val="BodyText"/>
-      </w:pPr>
-      <w:r>
-        <w:t xml:space="preserve">알렉세이: 생각해 보겠지. 그게 정상이야. 무서우니까. 걔들한텐 삼촌이 없잖아.</w:t>
-      </w:r>
-    </w:p>
-    <w:p>
-      <w:pPr>
-        <w:pStyle w:val="BodyText"/>
-      </w:pPr>
-      <w:r>
-        <w:t xml:space="preserve">키릴: 저도 이제 없어요. 오늘 삼촌을 거절했어요. 삼촌 돈을. 이상한 기분이에요.</w:t>
-      </w:r>
-    </w:p>
-    <w:p>
-      <w:pPr>
-        <w:pStyle w:val="BodyText"/>
-      </w:pPr>
-      <w:r>
-        <w:t xml:space="preserve">알렉세이: 어떤?</w:t>
-      </w:r>
-    </w:p>
-    <w:p>
-      <w:pPr>
-        <w:pStyle w:val="BodyText"/>
-      </w:pPr>
-      <w:r>
-        <w:t xml:space="preserve">키릴: 가벼워요. 배낭을 내려놓은 것처럼. 5년을 메고 다녔어요.</w:t>
-      </w:r>
-    </w:p>
-    <w:p>
-      <w:pPr>
-        <w:pStyle w:val="BodyText"/>
-      </w:pPr>
-      <w:r>
-        <w:t xml:space="preserve">알렉세이: 그럼 덜 메고 다녀. 주유소에 세워 줘. 도윤한테 쓸게.</w:t>
-      </w:r>
-    </w:p>
-    <w:p>
-      <w:pPr>
-        <w:pStyle w:val="BodyText"/>
-      </w:pPr>
-      <w:r>
-        <w:t xml:space="preserve">키릴: 뭐라고 쓰시게요?</w:t>
-      </w:r>
-    </w:p>
-    <w:p>
-      <w:pPr>
-        <w:pStyle w:val="BodyText"/>
-      </w:pPr>
-      <w:r>
-        <w:t xml:space="preserve">알렉세이: 「대표님 언제 시간 되셔? 가고 싶어. 상의드리러」. 이유 없이. 이유를 가지고.</w:t>
-      </w:r>
-    </w:p>
-    <w:p>
-      <w:pPr>
-        <w:pStyle w:val="BodyText"/>
-      </w:pPr>
-      <w:r>
-        <w:t xml:space="preserve">키릴: 보내세요. 기다릴게요. 이제 하나도 안 무거워요.</w:t>
+        <w:t xml:space="preserve">키릴: 알렉세이 니콜라예비치, 삼촌이 안 들을 때 하나 말씀드려도 돼요?</w:t>
+      </w:r>
+    </w:p>
+    <w:p>
+      <w:pPr>
+        <w:pStyle w:val="BodyText"/>
+      </w:pPr>
+      <w:r>
+        <w:t xml:space="preserve">알렉세이: 물론이지, 말해. 길이 기니까.</w:t>
+      </w:r>
+    </w:p>
+    <w:p>
+      <w:pPr>
+        <w:pStyle w:val="BodyText"/>
+      </w:pPr>
+      <w:r>
+        <w:t xml:space="preserve">키릴: 수요일에 「세베르나야 파르마」 인사 담당자한테서 전화가 왔었어요. 시베리아 영업 책임자 자리를 제안했어요.</w:t>
+      </w:r>
+    </w:p>
+    <w:p>
+      <w:pPr>
+        <w:pStyle w:val="BodyText"/>
+      </w:pPr>
+      <w:r>
+        <w:t xml:space="preserve">알렉세이: 월급은 얼마를 제안했어?</w:t>
+      </w:r>
+    </w:p>
+    <w:p>
+      <w:pPr>
+        <w:pStyle w:val="BodyText"/>
+      </w:pPr>
+      <w:r>
+        <w:t xml:space="preserve">키릴: 두 배요, 거기에 퍼센트랑 차까지. 「저는 볼코프의 조카가 아닙니다」라고 대답했는데, 못 알아듣더라고요.</w:t>
+      </w:r>
+    </w:p>
+    <w:p>
+      <w:pPr>
+        <w:pStyle w:val="BodyText"/>
+      </w:pPr>
+      <w:r>
+        <w:t xml:space="preserve">알렉세이: 그런데 그 얘기를 왜 지금 나한테 하는 거야?</w:t>
+      </w:r>
+    </w:p>
+    <w:p>
+      <w:pPr>
+        <w:pStyle w:val="BodyText"/>
+      </w:pPr>
+      <w:r>
+        <w:t xml:space="preserve">키릴: 저한테만이 아니라 파샤랑 스베타한테도 전화했거든요. 둘은 「생각해 볼게요」라고 했대요.</w:t>
+      </w:r>
+    </w:p>
+    <w:p>
+      <w:pPr>
+        <w:pStyle w:val="BodyText"/>
+      </w:pPr>
+      <w:r>
+        <w:t xml:space="preserve">알렉세이: 생각해 보라고 해, 그게 정상이야. 무섭고, 걔들한텐 삼촌도 없잖아.</w:t>
+      </w:r>
+    </w:p>
+    <w:p>
+      <w:pPr>
+        <w:pStyle w:val="BodyText"/>
+      </w:pPr>
+      <w:r>
+        <w:t xml:space="preserve">키릴: 저도 이제 없어요. 오늘 삼촌을, 삼촌 돈을 거절했는데, 이상한 기분이에요.</w:t>
+      </w:r>
+    </w:p>
+    <w:p>
+      <w:pPr>
+        <w:pStyle w:val="BodyText"/>
+      </w:pPr>
+      <w:r>
+        <w:t xml:space="preserve">알렉세이: 이상하다고? 어떤 기분인데?</w:t>
+      </w:r>
+    </w:p>
+    <w:p>
+      <w:pPr>
+        <w:pStyle w:val="BodyText"/>
+      </w:pPr>
+      <w:r>
+        <w:t xml:space="preserve">키릴: 가벼워요. 5년 동안 메고 다닌 배낭을 내려놓은 것처럼요.</w:t>
+      </w:r>
+    </w:p>
+    <w:p>
+      <w:pPr>
+        <w:pStyle w:val="BodyText"/>
+      </w:pPr>
+      <w:r>
+        <w:t xml:space="preserve">알렉세이: 그럼 이제 덜 메고 다녀. 주유소에 좀 세워 줘, 도윤한테 쓸게.</w:t>
+      </w:r>
+    </w:p>
+    <w:p>
+      <w:pPr>
+        <w:pStyle w:val="BodyText"/>
+      </w:pPr>
+      <w:r>
+        <w:t xml:space="preserve">키릴: 실례가 안 된다면, 뭐라고 쓰시게요?</w:t>
+      </w:r>
+    </w:p>
+    <w:p>
+      <w:pPr>
+        <w:pStyle w:val="BodyText"/>
+      </w:pPr>
+      <w:r>
+        <w:t xml:space="preserve">알렉세이: 「대표님 언제 시간 되셔? 상의드리러 가고 싶어」. 이유 없이, 하지만 사실은 이유를 가지고.</w:t>
+      </w:r>
+    </w:p>
+    <w:p>
+      <w:pPr>
+        <w:pStyle w:val="BodyText"/>
+      </w:pPr>
+      <w:r>
+        <w:t xml:space="preserve">키릴: 보내세요, 기다릴게요. 이제 하나도 안 무거워요.</w:t>
       </w:r>
     </w:p>
     <w:bookmarkEnd w:id="37"/>
